--- a/lessons/9-3/downloads/reveal/teacher/9.3-session-2-prerequisite-practice-b.docx
+++ b/lessons/9-3/downloads/reveal/teacher/9.3-session-2-prerequisite-practice-b.docx
@@ -15,10 +15,28 @@
         <w:rPr>
           <w:rFonts w:ascii="Avenir Next" w:hAnsi="Avenir Next" w:cs="Avenir Next" w:eastAsia="Avenir Next"/>
           <w:color w:val="1A1A1A"/>
+          <w:sz w:val="22"/>
+          <w:szCs w:val="20"/>
+        </w:rPr>
+        <w:t xml:space="preserve">Name</w:t>
+      </w:r>
+      <w:r>
+        <w:rPr>
+          <w:rFonts w:ascii="Avenir Next" w:hAnsi="Avenir Next" w:cs="Avenir Next" w:eastAsia="Avenir Next"/>
+          <w:color w:val="1A1A1A"/>
           <w:sz w:val="20"/>
           <w:szCs w:val="20"/>
         </w:rPr>
-        <w:t xml:space="preserve">Name</w:t>
+        <w:tab/>
+      </w:r>
+      <w:r>
+        <w:rPr>
+          <w:rFonts w:ascii="Avenir Next" w:hAnsi="Avenir Next" w:cs="Avenir Next" w:eastAsia="Avenir Next"/>
+          <w:color w:val="1A1A1A"/>
+          <w:sz w:val="22"/>
+          <w:szCs w:val="20"/>
+        </w:rPr>
+        <w:t xml:space="preserve">   Date</w:t>
       </w:r>
       <w:r>
         <w:rPr>
@@ -33,25 +51,7 @@
         <w:rPr>
           <w:rFonts w:ascii="Avenir Next" w:hAnsi="Avenir Next" w:cs="Avenir Next" w:eastAsia="Avenir Next"/>
           <w:color w:val="1A1A1A"/>
-          <w:sz w:val="20"/>
-          <w:szCs w:val="20"/>
-        </w:rPr>
-        <w:t xml:space="preserve">   Date</w:t>
-      </w:r>
-      <w:r>
-        <w:rPr>
-          <w:rFonts w:ascii="Avenir Next" w:hAnsi="Avenir Next" w:cs="Avenir Next" w:eastAsia="Avenir Next"/>
-          <w:color w:val="1A1A1A"/>
-          <w:sz w:val="20"/>
-          <w:szCs w:val="20"/>
-        </w:rPr>
-        <w:tab/>
-      </w:r>
-      <w:r>
-        <w:rPr>
-          <w:rFonts w:ascii="Avenir Next" w:hAnsi="Avenir Next" w:cs="Avenir Next" w:eastAsia="Avenir Next"/>
-          <w:color w:val="1A1A1A"/>
-          <w:sz w:val="20"/>
+          <w:sz w:val="22"/>
           <w:szCs w:val="20"/>
         </w:rPr>
         <w:t xml:space="preserve">   Period</w:t>
@@ -78,7 +78,7 @@
           <w:caps/>
           <w:color w:val="003A70"/>
           <w:spacing w:val="12"/>
-          <w:sz w:val="19"/>
+          <w:sz w:val="22"/>
           <w:szCs w:val="19"/>
         </w:rPr>
         <w:t xml:space="preserve">Lesson 9-3  ·  Session 2  ·  Prerequisite Practice B  ·  Skill 1 of 2</w:t>
@@ -86,6 +86,7 @@
     </w:p>
     <w:p>
       <w:pPr>
+        <w:pStyle w:val="Heading1"/>
         <w:keepNext/>
         <w:spacing w:before="0" w:after="10" w:line="240" w:lineRule="auto"/>
       </w:pPr>
@@ -111,7 +112,7 @@
         <w:rPr>
           <w:rFonts w:ascii="Avenir Next" w:hAnsi="Avenir Next" w:cs="Avenir Next" w:eastAsia="Avenir Next"/>
           <w:color w:val="5A5F66"/>
-          <w:sz w:val="17"/>
+          <w:sz w:val="22"/>
           <w:szCs w:val="17"/>
         </w:rPr>
         <w:t xml:space="preserve">Builds on Lesson 9-1 Session 1 · 6.EE.C.9</w:t>
@@ -154,6 +155,7 @@
           </w:tcPr>
           <w:p>
             <w:pPr>
+              <w:pStyle w:val="Heading2"/>
               <w:spacing w:before="0" w:after="0" w:line="252" w:lineRule="auto"/>
             </w:pPr>
             <w:r>
@@ -183,7 +185,7 @@
               <w:rPr>
                 <w:rFonts w:ascii="Avenir Next" w:hAnsi="Avenir Next" w:cs="Avenir Next" w:eastAsia="Avenir Next"/>
                 <w:color w:val="1A1A1A"/>
-                <w:sz w:val="20"/>
+                <w:sz w:val="22"/>
                 <w:szCs w:val="20"/>
               </w:rPr>
               <w:t xml:space="preserve">You will name hours as independent and cost as dependent for a $9-an-hour paddleboard.</w:t>
@@ -203,6 +205,7 @@
           </w:tcPr>
           <w:p>
             <w:pPr>
+              <w:pStyle w:val="Heading2"/>
               <w:spacing w:before="0" w:after="0" w:line="252" w:lineRule="auto"/>
             </w:pPr>
             <w:r>
@@ -232,7 +235,7 @@
               <w:rPr>
                 <w:rFonts w:ascii="Avenir Next" w:hAnsi="Avenir Next" w:cs="Avenir Next" w:eastAsia="Avenir Next"/>
                 <w:color w:val="1A1A1A"/>
-                <w:sz w:val="20"/>
+                <w:sz w:val="22"/>
                 <w:szCs w:val="20"/>
               </w:rPr>
               <w:t xml:space="preserve">Decide which quantity depends on the other, like cost depends on hours.  </w:t>
@@ -242,7 +245,7 @@
                 <w:rFonts w:ascii="Avenir Next" w:hAnsi="Avenir Next" w:cs="Avenir Next" w:eastAsia="Avenir Next"/>
                 <w:b/>
                 <w:color w:val="1A1A1A"/>
-                <w:sz w:val="20"/>
+                <w:sz w:val="22"/>
                 <w:szCs w:val="20"/>
               </w:rPr>
               <w:t xml:space="preserve">You will use it in Practice Form A, problem 2.</w:t>
@@ -253,6 +256,7 @@
     </w:tbl>
     <w:p>
       <w:pPr>
+        <w:pStyle w:val="Heading2"/>
         <w:keepNext/>
         <w:pBdr>
           <w:bottom w:val="single" w:sz="8" w:space="3" w:color="003A70"/>
@@ -268,7 +272,7 @@
           <w:b/>
           <w:color w:val="003A70"/>
           <w:spacing w:val="14"/>
-          <w:sz w:val="19"/>
+          <w:sz w:val="22"/>
           <w:szCs w:val="19"/>
         </w:rPr>
         <w:t xml:space="preserve">STEPS TO FOLLOW</w:t>
@@ -287,7 +291,7 @@
           <w:rFonts w:ascii="Avenir Next" w:hAnsi="Avenir Next" w:cs="Avenir Next" w:eastAsia="Avenir Next"/>
           <w:i/>
           <w:color w:val="5A5F66"/>
-          <w:sz w:val="17"/>
+          <w:sz w:val="22"/>
           <w:szCs w:val="17"/>
         </w:rPr>
         <w:t xml:space="preserve">use these same steps on every problem</w:t>
@@ -329,6 +333,7 @@
           </w:tcPr>
           <w:p>
             <w:pPr>
+              <w:pStyle w:val="Heading1"/>
               <w:spacing w:before="0" w:after="0" w:line="240" w:lineRule="auto"/>
               <w:jc w:val="center"/>
             </w:pPr>
@@ -357,7 +362,7 @@
               <w:rPr>
                 <w:rFonts w:ascii="Avenir Next" w:hAnsi="Avenir Next" w:cs="Avenir Next" w:eastAsia="Avenir Next"/>
                 <w:color w:val="1A1A1A"/>
-                <w:sz w:val="21"/>
+                <w:sz w:val="22"/>
                 <w:szCs w:val="21"/>
               </w:rPr>
               <w:t xml:space="preserve">Make a </w:t>
@@ -367,7 +372,7 @@
                 <w:rFonts w:ascii="Avenir Next" w:hAnsi="Avenir Next" w:cs="Avenir Next" w:eastAsia="Avenir Next"/>
                 <w:b/>
                 <w:color w:val="1A1A1A"/>
-                <w:sz w:val="21"/>
+                <w:sz w:val="22"/>
                 <w:szCs w:val="21"/>
               </w:rPr>
               <w:t xml:space="preserve">depends on</w:t>
@@ -376,7 +381,7 @@
               <w:rPr>
                 <w:rFonts w:ascii="Avenir Next" w:hAnsi="Avenir Next" w:cs="Avenir Next" w:eastAsia="Avenir Next"/>
                 <w:color w:val="1A1A1A"/>
-                <w:sz w:val="21"/>
+                <w:sz w:val="22"/>
                 <w:szCs w:val="21"/>
               </w:rPr>
               <w:t xml:space="preserve"> sentence with the two quantities.</w:t>
@@ -395,6 +400,7 @@
           </w:tcPr>
           <w:p>
             <w:pPr>
+              <w:pStyle w:val="Heading1"/>
               <w:spacing w:before="0" w:after="0" w:line="240" w:lineRule="auto"/>
               <w:jc w:val="center"/>
             </w:pPr>
@@ -423,7 +429,7 @@
               <w:rPr>
                 <w:rFonts w:ascii="Avenir Next" w:hAnsi="Avenir Next" w:cs="Avenir Next" w:eastAsia="Avenir Next"/>
                 <w:color w:val="1A1A1A"/>
-                <w:sz w:val="21"/>
+                <w:sz w:val="22"/>
                 <w:szCs w:val="21"/>
               </w:rPr>
               <w:t xml:space="preserve">The quantity after “depends on” is </w:t>
@@ -433,7 +439,7 @@
                 <w:rFonts w:ascii="Avenir Next" w:hAnsi="Avenir Next" w:cs="Avenir Next" w:eastAsia="Avenir Next"/>
                 <w:b/>
                 <w:color w:val="1A1A1A"/>
-                <w:sz w:val="21"/>
+                <w:sz w:val="22"/>
                 <w:szCs w:val="21"/>
               </w:rPr>
               <w:t xml:space="preserve">independent</w:t>
@@ -442,7 +448,7 @@
               <w:rPr>
                 <w:rFonts w:ascii="Avenir Next" w:hAnsi="Avenir Next" w:cs="Avenir Next" w:eastAsia="Avenir Next"/>
                 <w:color w:val="1A1A1A"/>
-                <w:sz w:val="21"/>
+                <w:sz w:val="22"/>
                 <w:szCs w:val="21"/>
               </w:rPr>
               <w:t xml:space="preserve">.</w:t>
@@ -461,6 +467,7 @@
           </w:tcPr>
           <w:p>
             <w:pPr>
+              <w:pStyle w:val="Heading1"/>
               <w:spacing w:before="0" w:after="0" w:line="240" w:lineRule="auto"/>
               <w:jc w:val="center"/>
             </w:pPr>
@@ -489,7 +496,7 @@
               <w:rPr>
                 <w:rFonts w:ascii="Avenir Next" w:hAnsi="Avenir Next" w:cs="Avenir Next" w:eastAsia="Avenir Next"/>
                 <w:color w:val="1A1A1A"/>
-                <w:sz w:val="21"/>
+                <w:sz w:val="22"/>
                 <w:szCs w:val="21"/>
               </w:rPr>
               <w:t xml:space="preserve">The quantity before “depends on” is </w:t>
@@ -499,7 +506,7 @@
                 <w:rFonts w:ascii="Avenir Next" w:hAnsi="Avenir Next" w:cs="Avenir Next" w:eastAsia="Avenir Next"/>
                 <w:b/>
                 <w:color w:val="1A1A1A"/>
-                <w:sz w:val="21"/>
+                <w:sz w:val="22"/>
                 <w:szCs w:val="21"/>
               </w:rPr>
               <w:t xml:space="preserve">dependent</w:t>
@@ -508,7 +515,7 @@
               <w:rPr>
                 <w:rFonts w:ascii="Avenir Next" w:hAnsi="Avenir Next" w:cs="Avenir Next" w:eastAsia="Avenir Next"/>
                 <w:color w:val="1A1A1A"/>
-                <w:sz w:val="21"/>
+                <w:sz w:val="22"/>
                 <w:szCs w:val="21"/>
               </w:rPr>
               <w:t xml:space="preserve">.</w:t>
@@ -519,6 +526,7 @@
     </w:tbl>
     <w:p>
       <w:pPr>
+        <w:pStyle w:val="Heading2"/>
         <w:keepNext/>
         <w:pBdr>
           <w:bottom w:val="single" w:sz="8" w:space="3" w:color="003A70"/>
@@ -534,7 +542,7 @@
           <w:b/>
           <w:color w:val="003A70"/>
           <w:spacing w:val="14"/>
-          <w:sz w:val="19"/>
+          <w:sz w:val="22"/>
           <w:szCs w:val="19"/>
         </w:rPr>
         <w:t xml:space="preserve">WATCH ME</w:t>
@@ -553,7 +561,7 @@
           <w:rFonts w:ascii="Avenir Next" w:hAnsi="Avenir Next" w:cs="Avenir Next" w:eastAsia="Avenir Next"/>
           <w:i/>
           <w:color w:val="5A5F66"/>
-          <w:sz w:val="17"/>
+          <w:sz w:val="22"/>
           <w:szCs w:val="17"/>
         </w:rPr>
         <w:t xml:space="preserve">the steps in action</w:t>
@@ -568,7 +576,7 @@
           <w:rFonts w:ascii="Avenir Next" w:hAnsi="Avenir Next" w:cs="Avenir Next" w:eastAsia="Avenir Next"/>
           <w:b/>
           <w:color w:val="1A1A1A"/>
-          <w:sz w:val="21"/>
+          <w:sz w:val="22"/>
           <w:szCs w:val="21"/>
         </w:rPr>
         <w:t xml:space="preserve">Hours worked and total pay.</w:t>
@@ -587,25 +595,25 @@
           <w:rFonts w:ascii="Avenir Next" w:hAnsi="Avenir Next" w:cs="Avenir Next" w:eastAsia="Avenir Next"/>
           <w:b/>
           <w:color w:val="003A70"/>
+          <w:sz w:val="22"/>
+          <w:szCs w:val="19"/>
+        </w:rPr>
+        <w:t xml:space="preserve">Step 1</w:t>
+      </w:r>
+      <w:r>
+        <w:rPr>
+          <w:rFonts w:ascii="Avenir Next" w:hAnsi="Avenir Next" w:cs="Avenir Next" w:eastAsia="Avenir Next"/>
+          <w:color w:val="1A1A1A"/>
           <w:sz w:val="19"/>
           <w:szCs w:val="19"/>
         </w:rPr>
-        <w:t xml:space="preserve">Step 1</w:t>
-      </w:r>
-      <w:r>
-        <w:rPr>
-          <w:rFonts w:ascii="Avenir Next" w:hAnsi="Avenir Next" w:cs="Avenir Next" w:eastAsia="Avenir Next"/>
-          <w:color w:val="1A1A1A"/>
-          <w:sz w:val="19"/>
-          <w:szCs w:val="19"/>
-        </w:rPr>
         <w:tab/>
       </w:r>
       <w:r>
         <w:rPr>
           <w:rFonts w:ascii="Avenir Next" w:hAnsi="Avenir Next" w:cs="Avenir Next" w:eastAsia="Avenir Next"/>
           <w:color w:val="1A1A1A"/>
-          <w:sz w:val="21"/>
+          <w:sz w:val="22"/>
           <w:szCs w:val="21"/>
         </w:rPr>
         <w:t xml:space="preserve">Total pay depends on hours worked.</w:t>
@@ -624,25 +632,25 @@
           <w:rFonts w:ascii="Avenir Next" w:hAnsi="Avenir Next" w:cs="Avenir Next" w:eastAsia="Avenir Next"/>
           <w:b/>
           <w:color w:val="003A70"/>
+          <w:sz w:val="22"/>
+          <w:szCs w:val="19"/>
+        </w:rPr>
+        <w:t xml:space="preserve">Step 2</w:t>
+      </w:r>
+      <w:r>
+        <w:rPr>
+          <w:rFonts w:ascii="Avenir Next" w:hAnsi="Avenir Next" w:cs="Avenir Next" w:eastAsia="Avenir Next"/>
+          <w:color w:val="1A1A1A"/>
           <w:sz w:val="19"/>
           <w:szCs w:val="19"/>
         </w:rPr>
-        <w:t xml:space="preserve">Step 2</w:t>
-      </w:r>
-      <w:r>
-        <w:rPr>
-          <w:rFonts w:ascii="Avenir Next" w:hAnsi="Avenir Next" w:cs="Avenir Next" w:eastAsia="Avenir Next"/>
-          <w:color w:val="1A1A1A"/>
-          <w:sz w:val="19"/>
-          <w:szCs w:val="19"/>
-        </w:rPr>
         <w:tab/>
       </w:r>
       <w:r>
         <w:rPr>
           <w:rFonts w:ascii="Avenir Next" w:hAnsi="Avenir Next" w:cs="Avenir Next" w:eastAsia="Avenir Next"/>
           <w:color w:val="1A1A1A"/>
-          <w:sz w:val="21"/>
+          <w:sz w:val="22"/>
           <w:szCs w:val="21"/>
         </w:rPr>
         <w:t xml:space="preserve">Hours worked is independent.</w:t>
@@ -661,25 +669,25 @@
           <w:rFonts w:ascii="Avenir Next" w:hAnsi="Avenir Next" w:cs="Avenir Next" w:eastAsia="Avenir Next"/>
           <w:b/>
           <w:color w:val="003A70"/>
+          <w:sz w:val="22"/>
+          <w:szCs w:val="19"/>
+        </w:rPr>
+        <w:t xml:space="preserve">Step 3</w:t>
+      </w:r>
+      <w:r>
+        <w:rPr>
+          <w:rFonts w:ascii="Avenir Next" w:hAnsi="Avenir Next" w:cs="Avenir Next" w:eastAsia="Avenir Next"/>
+          <w:color w:val="1A1A1A"/>
           <w:sz w:val="19"/>
           <w:szCs w:val="19"/>
         </w:rPr>
-        <w:t xml:space="preserve">Step 3</w:t>
-      </w:r>
-      <w:r>
-        <w:rPr>
-          <w:rFonts w:ascii="Avenir Next" w:hAnsi="Avenir Next" w:cs="Avenir Next" w:eastAsia="Avenir Next"/>
-          <w:color w:val="1A1A1A"/>
-          <w:sz w:val="19"/>
-          <w:szCs w:val="19"/>
-        </w:rPr>
         <w:tab/>
       </w:r>
       <w:r>
         <w:rPr>
           <w:rFonts w:ascii="Avenir Next" w:hAnsi="Avenir Next" w:cs="Avenir Next" w:eastAsia="Avenir Next"/>
           <w:color w:val="1A1A1A"/>
-          <w:sz w:val="21"/>
+          <w:sz w:val="22"/>
           <w:szCs w:val="21"/>
         </w:rPr>
         <w:t xml:space="preserve">Total pay is dependent.</w:t>
@@ -698,18 +706,18 @@
           <w:rFonts w:ascii="Avenir Next" w:hAnsi="Avenir Next" w:cs="Avenir Next" w:eastAsia="Avenir Next"/>
           <w:b/>
           <w:color w:val="1A1A1A"/>
+          <w:sz w:val="22"/>
+          <w:szCs w:val="21"/>
+        </w:rPr>
+        <w:t xml:space="preserve">Answer</w:t>
+      </w:r>
+      <w:r>
+        <w:rPr>
+          <w:rFonts w:ascii="Avenir Next" w:hAnsi="Avenir Next" w:cs="Avenir Next" w:eastAsia="Avenir Next"/>
+          <w:color w:val="1A1A1A"/>
           <w:sz w:val="21"/>
           <w:szCs w:val="21"/>
         </w:rPr>
-        <w:t xml:space="preserve">Answer</w:t>
-      </w:r>
-      <w:r>
-        <w:rPr>
-          <w:rFonts w:ascii="Avenir Next" w:hAnsi="Avenir Next" w:cs="Avenir Next" w:eastAsia="Avenir Next"/>
-          <w:color w:val="1A1A1A"/>
-          <w:sz w:val="21"/>
-          <w:szCs w:val="21"/>
-        </w:rPr>
         <w:tab/>
       </w:r>
       <w:r>
@@ -717,7 +725,7 @@
           <w:rFonts w:ascii="Avenir Next" w:hAnsi="Avenir Next" w:cs="Avenir Next" w:eastAsia="Avenir Next"/>
           <w:b/>
           <w:color w:val="1A1A1A"/>
-          <w:sz w:val="21"/>
+          <w:sz w:val="22"/>
           <w:szCs w:val="21"/>
         </w:rPr>
         <w:t xml:space="preserve">I: hours worked.  D: total pay.</w:t>
@@ -725,6 +733,7 @@
     </w:p>
     <w:p>
       <w:pPr>
+        <w:pStyle w:val="Heading2"/>
         <w:keepNext/>
         <w:pBdr>
           <w:bottom w:val="single" w:sz="8" w:space="3" w:color="003A70"/>
@@ -740,7 +749,7 @@
           <w:b/>
           <w:color w:val="003A70"/>
           <w:spacing w:val="14"/>
-          <w:sz w:val="19"/>
+          <w:sz w:val="22"/>
           <w:szCs w:val="19"/>
         </w:rPr>
         <w:t xml:space="preserve">TRY IT WITH HELP</w:t>
@@ -759,7 +768,7 @@
           <w:rFonts w:ascii="Avenir Next" w:hAnsi="Avenir Next" w:cs="Avenir Next" w:eastAsia="Avenir Next"/>
           <w:i/>
           <w:color w:val="5A5F66"/>
-          <w:sz w:val="17"/>
+          <w:sz w:val="22"/>
           <w:szCs w:val="17"/>
         </w:rPr>
         <w:t xml:space="preserve">fill in each step</w:t>
@@ -817,18 +826,18 @@
           <w:rFonts w:ascii="Avenir Next" w:hAnsi="Avenir Next" w:cs="Avenir Next" w:eastAsia="Avenir Next"/>
           <w:b/>
           <w:color w:val="003A70"/>
+          <w:sz w:val="22"/>
+          <w:szCs w:val="18"/>
+        </w:rPr>
+        <w:t xml:space="preserve">Step 1</w:t>
+      </w:r>
+      <w:r>
+        <w:rPr>
+          <w:rFonts w:ascii="Avenir Next" w:hAnsi="Avenir Next" w:cs="Avenir Next" w:eastAsia="Avenir Next"/>
+          <w:color w:val="1A1A1A"/>
           <w:sz w:val="18"/>
           <w:szCs w:val="18"/>
         </w:rPr>
-        <w:t xml:space="preserve">Step 1</w:t>
-      </w:r>
-      <w:r>
-        <w:rPr>
-          <w:rFonts w:ascii="Avenir Next" w:hAnsi="Avenir Next" w:cs="Avenir Next" w:eastAsia="Avenir Next"/>
-          <w:color w:val="1A1A1A"/>
-          <w:sz w:val="18"/>
-          <w:szCs w:val="18"/>
-        </w:rPr>
         <w:tab/>
       </w:r>
       <w:r>
@@ -845,17 +854,17 @@
         <w:rPr>
           <w:rFonts w:ascii="Avenir Next" w:hAnsi="Avenir Next" w:cs="Avenir Next" w:eastAsia="Avenir Next"/>
           <w:color w:val="1A1A1A"/>
+          <w:sz w:val="22"/>
+          <w:szCs w:val="21"/>
+        </w:rPr>
+        <w:t xml:space="preserve"> depends on </w:t>
+      </w:r>
+      <w:r>
+        <w:rPr>
+          <w:rFonts w:ascii="Avenir Next" w:hAnsi="Avenir Next" w:cs="Avenir Next" w:eastAsia="Avenir Next"/>
+          <w:color w:val="1A1A1A"/>
           <w:sz w:val="21"/>
           <w:szCs w:val="21"/>
-        </w:rPr>
-        <w:t xml:space="preserve"> depends on </w:t>
-      </w:r>
-      <w:r>
-        <w:rPr>
-          <w:rFonts w:ascii="Avenir Next" w:hAnsi="Avenir Next" w:cs="Avenir Next" w:eastAsia="Avenir Next"/>
-          <w:color w:val="1A1A1A"/>
-          <w:sz w:val="21"/>
-          <w:szCs w:val="21"/>
           <w:u w:val="single"/>
         </w:rPr>
         <w:t xml:space="preserve">                </w:t>
@@ -864,7 +873,7 @@
         <w:rPr>
           <w:rFonts w:ascii="Avenir Next" w:hAnsi="Avenir Next" w:cs="Avenir Next" w:eastAsia="Avenir Next"/>
           <w:color w:val="1A1A1A"/>
-          <w:sz w:val="21"/>
+          <w:sz w:val="22"/>
           <w:szCs w:val="21"/>
         </w:rPr>
         <w:t xml:space="preserve">.</w:t>
@@ -884,25 +893,25 @@
           <w:rFonts w:ascii="Avenir Next" w:hAnsi="Avenir Next" w:cs="Avenir Next" w:eastAsia="Avenir Next"/>
           <w:b/>
           <w:color w:val="003A70"/>
+          <w:sz w:val="22"/>
+          <w:szCs w:val="18"/>
+        </w:rPr>
+        <w:t xml:space="preserve">Step 2</w:t>
+      </w:r>
+      <w:r>
+        <w:rPr>
+          <w:rFonts w:ascii="Avenir Next" w:hAnsi="Avenir Next" w:cs="Avenir Next" w:eastAsia="Avenir Next"/>
+          <w:color w:val="1A1A1A"/>
           <w:sz w:val="18"/>
           <w:szCs w:val="18"/>
         </w:rPr>
-        <w:t xml:space="preserve">Step 2</w:t>
-      </w:r>
-      <w:r>
-        <w:rPr>
-          <w:rFonts w:ascii="Avenir Next" w:hAnsi="Avenir Next" w:cs="Avenir Next" w:eastAsia="Avenir Next"/>
-          <w:color w:val="1A1A1A"/>
-          <w:sz w:val="18"/>
-          <w:szCs w:val="18"/>
-        </w:rPr>
         <w:tab/>
       </w:r>
       <w:r>
         <w:rPr>
           <w:rFonts w:ascii="Avenir Next" w:hAnsi="Avenir Next" w:cs="Avenir Next" w:eastAsia="Avenir Next"/>
           <w:color w:val="1A1A1A"/>
-          <w:sz w:val="21"/>
+          <w:sz w:val="22"/>
           <w:szCs w:val="21"/>
         </w:rPr>
         <w:t xml:space="preserve">Independent: </w:t>
@@ -932,25 +941,25 @@
           <w:rFonts w:ascii="Avenir Next" w:hAnsi="Avenir Next" w:cs="Avenir Next" w:eastAsia="Avenir Next"/>
           <w:b/>
           <w:color w:val="003A70"/>
+          <w:sz w:val="22"/>
+          <w:szCs w:val="18"/>
+        </w:rPr>
+        <w:t xml:space="preserve">Step 3</w:t>
+      </w:r>
+      <w:r>
+        <w:rPr>
+          <w:rFonts w:ascii="Avenir Next" w:hAnsi="Avenir Next" w:cs="Avenir Next" w:eastAsia="Avenir Next"/>
+          <w:color w:val="1A1A1A"/>
           <w:sz w:val="18"/>
           <w:szCs w:val="18"/>
         </w:rPr>
-        <w:t xml:space="preserve">Step 3</w:t>
-      </w:r>
-      <w:r>
-        <w:rPr>
-          <w:rFonts w:ascii="Avenir Next" w:hAnsi="Avenir Next" w:cs="Avenir Next" w:eastAsia="Avenir Next"/>
-          <w:color w:val="1A1A1A"/>
-          <w:sz w:val="18"/>
-          <w:szCs w:val="18"/>
-        </w:rPr>
         <w:tab/>
       </w:r>
       <w:r>
         <w:rPr>
           <w:rFonts w:ascii="Avenir Next" w:hAnsi="Avenir Next" w:cs="Avenir Next" w:eastAsia="Avenir Next"/>
           <w:color w:val="1A1A1A"/>
-          <w:sz w:val="21"/>
+          <w:sz w:val="22"/>
           <w:szCs w:val="21"/>
         </w:rPr>
         <w:t xml:space="preserve">Dependent: </w:t>
@@ -1023,18 +1032,18 @@
           <w:rFonts w:ascii="Avenir Next" w:hAnsi="Avenir Next" w:cs="Avenir Next" w:eastAsia="Avenir Next"/>
           <w:b/>
           <w:color w:val="003A70"/>
+          <w:sz w:val="22"/>
+          <w:szCs w:val="18"/>
+        </w:rPr>
+        <w:t xml:space="preserve">Step 1</w:t>
+      </w:r>
+      <w:r>
+        <w:rPr>
+          <w:rFonts w:ascii="Avenir Next" w:hAnsi="Avenir Next" w:cs="Avenir Next" w:eastAsia="Avenir Next"/>
+          <w:color w:val="1A1A1A"/>
           <w:sz w:val="18"/>
           <w:szCs w:val="18"/>
         </w:rPr>
-        <w:t xml:space="preserve">Step 1</w:t>
-      </w:r>
-      <w:r>
-        <w:rPr>
-          <w:rFonts w:ascii="Avenir Next" w:hAnsi="Avenir Next" w:cs="Avenir Next" w:eastAsia="Avenir Next"/>
-          <w:color w:val="1A1A1A"/>
-          <w:sz w:val="18"/>
-          <w:szCs w:val="18"/>
-        </w:rPr>
         <w:tab/>
       </w:r>
       <w:r>
@@ -1051,17 +1060,17 @@
         <w:rPr>
           <w:rFonts w:ascii="Avenir Next" w:hAnsi="Avenir Next" w:cs="Avenir Next" w:eastAsia="Avenir Next"/>
           <w:color w:val="1A1A1A"/>
+          <w:sz w:val="22"/>
+          <w:szCs w:val="21"/>
+        </w:rPr>
+        <w:t xml:space="preserve"> depends on </w:t>
+      </w:r>
+      <w:r>
+        <w:rPr>
+          <w:rFonts w:ascii="Avenir Next" w:hAnsi="Avenir Next" w:cs="Avenir Next" w:eastAsia="Avenir Next"/>
+          <w:color w:val="1A1A1A"/>
           <w:sz w:val="21"/>
           <w:szCs w:val="21"/>
-        </w:rPr>
-        <w:t xml:space="preserve"> depends on </w:t>
-      </w:r>
-      <w:r>
-        <w:rPr>
-          <w:rFonts w:ascii="Avenir Next" w:hAnsi="Avenir Next" w:cs="Avenir Next" w:eastAsia="Avenir Next"/>
-          <w:color w:val="1A1A1A"/>
-          <w:sz w:val="21"/>
-          <w:szCs w:val="21"/>
           <w:u w:val="single"/>
         </w:rPr>
         <w:t xml:space="preserve">                </w:t>
@@ -1070,7 +1079,7 @@
         <w:rPr>
           <w:rFonts w:ascii="Avenir Next" w:hAnsi="Avenir Next" w:cs="Avenir Next" w:eastAsia="Avenir Next"/>
           <w:color w:val="1A1A1A"/>
-          <w:sz w:val="21"/>
+          <w:sz w:val="22"/>
           <w:szCs w:val="21"/>
         </w:rPr>
         <w:t xml:space="preserve">.</w:t>
@@ -1090,25 +1099,25 @@
           <w:rFonts w:ascii="Avenir Next" w:hAnsi="Avenir Next" w:cs="Avenir Next" w:eastAsia="Avenir Next"/>
           <w:b/>
           <w:color w:val="003A70"/>
+          <w:sz w:val="22"/>
+          <w:szCs w:val="18"/>
+        </w:rPr>
+        <w:t xml:space="preserve">Step 2</w:t>
+      </w:r>
+      <w:r>
+        <w:rPr>
+          <w:rFonts w:ascii="Avenir Next" w:hAnsi="Avenir Next" w:cs="Avenir Next" w:eastAsia="Avenir Next"/>
+          <w:color w:val="1A1A1A"/>
           <w:sz w:val="18"/>
           <w:szCs w:val="18"/>
         </w:rPr>
-        <w:t xml:space="preserve">Step 2</w:t>
-      </w:r>
-      <w:r>
-        <w:rPr>
-          <w:rFonts w:ascii="Avenir Next" w:hAnsi="Avenir Next" w:cs="Avenir Next" w:eastAsia="Avenir Next"/>
-          <w:color w:val="1A1A1A"/>
-          <w:sz w:val="18"/>
-          <w:szCs w:val="18"/>
-        </w:rPr>
         <w:tab/>
       </w:r>
       <w:r>
         <w:rPr>
           <w:rFonts w:ascii="Avenir Next" w:hAnsi="Avenir Next" w:cs="Avenir Next" w:eastAsia="Avenir Next"/>
           <w:color w:val="1A1A1A"/>
-          <w:sz w:val="21"/>
+          <w:sz w:val="22"/>
           <w:szCs w:val="21"/>
         </w:rPr>
         <w:t xml:space="preserve">Independent: </w:t>
@@ -1138,35 +1147,35 @@
           <w:rFonts w:ascii="Avenir Next" w:hAnsi="Avenir Next" w:cs="Avenir Next" w:eastAsia="Avenir Next"/>
           <w:b/>
           <w:color w:val="003A70"/>
+          <w:sz w:val="22"/>
+          <w:szCs w:val="18"/>
+        </w:rPr>
+        <w:t xml:space="preserve">Step 3</w:t>
+      </w:r>
+      <w:r>
+        <w:rPr>
+          <w:rFonts w:ascii="Avenir Next" w:hAnsi="Avenir Next" w:cs="Avenir Next" w:eastAsia="Avenir Next"/>
+          <w:color w:val="1A1A1A"/>
           <w:sz w:val="18"/>
           <w:szCs w:val="18"/>
         </w:rPr>
-        <w:t xml:space="preserve">Step 3</w:t>
-      </w:r>
-      <w:r>
-        <w:rPr>
-          <w:rFonts w:ascii="Avenir Next" w:hAnsi="Avenir Next" w:cs="Avenir Next" w:eastAsia="Avenir Next"/>
-          <w:color w:val="1A1A1A"/>
-          <w:sz w:val="18"/>
-          <w:szCs w:val="18"/>
-        </w:rPr>
         <w:tab/>
       </w:r>
       <w:r>
         <w:rPr>
           <w:rFonts w:ascii="Avenir Next" w:hAnsi="Avenir Next" w:cs="Avenir Next" w:eastAsia="Avenir Next"/>
           <w:color w:val="1A1A1A"/>
+          <w:sz w:val="22"/>
+          <w:szCs w:val="21"/>
+        </w:rPr>
+        <w:t xml:space="preserve">Dependent: </w:t>
+      </w:r>
+      <w:r>
+        <w:rPr>
+          <w:rFonts w:ascii="Avenir Next" w:hAnsi="Avenir Next" w:cs="Avenir Next" w:eastAsia="Avenir Next"/>
+          <w:color w:val="1A1A1A"/>
           <w:sz w:val="21"/>
           <w:szCs w:val="21"/>
-        </w:rPr>
-        <w:t xml:space="preserve">Dependent: </w:t>
-      </w:r>
-      <w:r>
-        <w:rPr>
-          <w:rFonts w:ascii="Avenir Next" w:hAnsi="Avenir Next" w:cs="Avenir Next" w:eastAsia="Avenir Next"/>
-          <w:color w:val="1A1A1A"/>
-          <w:sz w:val="21"/>
-          <w:szCs w:val="21"/>
           <w:u w:val="single"/>
         </w:rPr>
         <w:t xml:space="preserve">                </w:t>
@@ -1179,6 +1188,7 @@
     </w:p>
     <w:p>
       <w:pPr>
+        <w:pStyle w:val="Heading2"/>
         <w:keepNext/>
         <w:pBdr>
           <w:bottom w:val="single" w:sz="8" w:space="3" w:color="003A70"/>
@@ -1194,7 +1204,7 @@
           <w:b/>
           <w:color w:val="003A70"/>
           <w:spacing w:val="14"/>
-          <w:sz w:val="19"/>
+          <w:sz w:val="22"/>
           <w:szCs w:val="19"/>
         </w:rPr>
         <w:t xml:space="preserve">YOUR TURN</w:t>
@@ -1213,7 +1223,7 @@
           <w:rFonts w:ascii="Avenir Next" w:hAnsi="Avenir Next" w:cs="Avenir Next" w:eastAsia="Avenir Next"/>
           <w:i/>
           <w:color w:val="5A5F66"/>
-          <w:sz w:val="17"/>
+          <w:sz w:val="22"/>
           <w:szCs w:val="17"/>
         </w:rPr>
         <w:t xml:space="preserve">use the steps on your own</w:t>
@@ -1738,7 +1748,7 @@
           <w:caps/>
           <w:color w:val="003A70"/>
           <w:spacing w:val="12"/>
-          <w:sz w:val="19"/>
+          <w:sz w:val="22"/>
           <w:szCs w:val="19"/>
         </w:rPr>
         <w:t xml:space="preserve">Lesson 9-3  ·  Session 2  ·  Prerequisite Practice B  ·  Skill 2 of 2</w:t>
@@ -1746,6 +1756,7 @@
     </w:p>
     <w:p>
       <w:pPr>
+        <w:pStyle w:val="Heading1"/>
         <w:keepNext/>
         <w:spacing w:before="0" w:after="10" w:line="240" w:lineRule="auto"/>
       </w:pPr>
@@ -1771,7 +1782,7 @@
         <w:rPr>
           <w:rFonts w:ascii="Avenir Next" w:hAnsi="Avenir Next" w:cs="Avenir Next" w:eastAsia="Avenir Next"/>
           <w:color w:val="5A5F66"/>
-          <w:sz w:val="17"/>
+          <w:sz w:val="22"/>
           <w:szCs w:val="17"/>
         </w:rPr>
         <w:t xml:space="preserve">Builds on Lesson 6-5 Session 1 · 6.EE.A.2a</w:t>
@@ -1814,6 +1825,7 @@
           </w:tcPr>
           <w:p>
             <w:pPr>
+              <w:pStyle w:val="Heading2"/>
               <w:spacing w:before="0" w:after="0" w:line="252" w:lineRule="auto"/>
             </w:pPr>
             <w:r>
@@ -1843,7 +1855,7 @@
               <w:rPr>
                 <w:rFonts w:ascii="Avenir Next" w:hAnsi="Avenir Next" w:cs="Avenir Next" w:eastAsia="Avenir Next"/>
                 <w:color w:val="1A1A1A"/>
-                <w:sz w:val="20"/>
+                <w:sz w:val="22"/>
                 <w:szCs w:val="20"/>
               </w:rPr>
               <w:t xml:space="preserve">You will write </w:t>
@@ -1853,7 +1865,7 @@
                 <w:rFonts w:ascii="Avenir Next" w:hAnsi="Avenir Next" w:cs="Avenir Next" w:eastAsia="Avenir Next"/>
                 <w:i/>
                 <w:color w:val="1A1A1A"/>
-                <w:sz w:val="20"/>
+                <w:sz w:val="22"/>
                 <w:szCs w:val="20"/>
               </w:rPr>
               <w:t xml:space="preserve">c</w:t>
@@ -1862,7 +1874,7 @@
               <w:rPr>
                 <w:rFonts w:ascii="Avenir Next" w:hAnsi="Avenir Next" w:cs="Avenir Next" w:eastAsia="Avenir Next"/>
                 <w:color w:val="1A1A1A"/>
-                <w:sz w:val="20"/>
+                <w:sz w:val="22"/>
                 <w:szCs w:val="20"/>
               </w:rPr>
               <w:t xml:space="preserve"> = 30</w:t>
@@ -1872,7 +1884,7 @@
                 <w:rFonts w:ascii="Avenir Next" w:hAnsi="Avenir Next" w:cs="Avenir Next" w:eastAsia="Avenir Next"/>
                 <w:i/>
                 <w:color w:val="1A1A1A"/>
-                <w:sz w:val="20"/>
+                <w:sz w:val="22"/>
                 <w:szCs w:val="20"/>
               </w:rPr>
               <w:t xml:space="preserve">h</w:t>
@@ -1881,7 +1893,7 @@
               <w:rPr>
                 <w:rFonts w:ascii="Avenir Next" w:hAnsi="Avenir Next" w:cs="Avenir Next" w:eastAsia="Avenir Next"/>
                 <w:color w:val="1A1A1A"/>
-                <w:sz w:val="20"/>
+                <w:sz w:val="22"/>
                 <w:szCs w:val="20"/>
               </w:rPr>
               <w:t xml:space="preserve"> + 75 for $30 an hour plus a $75 fee.</w:t>
@@ -1901,6 +1913,7 @@
           </w:tcPr>
           <w:p>
             <w:pPr>
+              <w:pStyle w:val="Heading2"/>
               <w:spacing w:before="0" w:after="0" w:line="252" w:lineRule="auto"/>
             </w:pPr>
             <w:r>
@@ -1930,7 +1943,7 @@
               <w:rPr>
                 <w:rFonts w:ascii="Avenir Next" w:hAnsi="Avenir Next" w:cs="Avenir Next" w:eastAsia="Avenir Next"/>
                 <w:color w:val="1A1A1A"/>
-                <w:sz w:val="20"/>
+                <w:sz w:val="22"/>
                 <w:szCs w:val="20"/>
               </w:rPr>
               <w:t xml:space="preserve">Turn words like “$16 an hour for </w:t>
@@ -1940,7 +1953,7 @@
                 <w:rFonts w:ascii="Avenir Next" w:hAnsi="Avenir Next" w:cs="Avenir Next" w:eastAsia="Avenir Next"/>
                 <w:i/>
                 <w:color w:val="1A1A1A"/>
-                <w:sz w:val="20"/>
+                <w:sz w:val="22"/>
                 <w:szCs w:val="20"/>
               </w:rPr>
               <w:t xml:space="preserve">h</w:t>
@@ -1949,7 +1962,7 @@
               <w:rPr>
                 <w:rFonts w:ascii="Avenir Next" w:hAnsi="Avenir Next" w:cs="Avenir Next" w:eastAsia="Avenir Next"/>
                 <w:color w:val="1A1A1A"/>
-                <w:sz w:val="20"/>
+                <w:sz w:val="22"/>
                 <w:szCs w:val="20"/>
               </w:rPr>
               <w:t xml:space="preserve"> hours” into 16</w:t>
@@ -1959,7 +1972,7 @@
                 <w:rFonts w:ascii="Avenir Next" w:hAnsi="Avenir Next" w:cs="Avenir Next" w:eastAsia="Avenir Next"/>
                 <w:i/>
                 <w:color w:val="1A1A1A"/>
-                <w:sz w:val="20"/>
+                <w:sz w:val="22"/>
                 <w:szCs w:val="20"/>
               </w:rPr>
               <w:t xml:space="preserve">h</w:t>
@@ -1968,7 +1981,7 @@
               <w:rPr>
                 <w:rFonts w:ascii="Avenir Next" w:hAnsi="Avenir Next" w:cs="Avenir Next" w:eastAsia="Avenir Next"/>
                 <w:color w:val="1A1A1A"/>
-                <w:sz w:val="20"/>
+                <w:sz w:val="22"/>
                 <w:szCs w:val="20"/>
               </w:rPr>
               <w:t xml:space="preserve">.  </w:t>
@@ -1978,7 +1991,7 @@
                 <w:rFonts w:ascii="Avenir Next" w:hAnsi="Avenir Next" w:cs="Avenir Next" w:eastAsia="Avenir Next"/>
                 <w:b/>
                 <w:color w:val="1A1A1A"/>
-                <w:sz w:val="20"/>
+                <w:sz w:val="22"/>
                 <w:szCs w:val="20"/>
               </w:rPr>
               <w:t xml:space="preserve">You will use it in Practice Form A, problems 1, 3, and 5.</w:t>
@@ -1989,6 +2002,7 @@
     </w:tbl>
     <w:p>
       <w:pPr>
+        <w:pStyle w:val="Heading2"/>
         <w:keepNext/>
         <w:pBdr>
           <w:bottom w:val="single" w:sz="8" w:space="3" w:color="003A70"/>
@@ -2004,7 +2018,7 @@
           <w:b/>
           <w:color w:val="003A70"/>
           <w:spacing w:val="14"/>
-          <w:sz w:val="19"/>
+          <w:sz w:val="22"/>
           <w:szCs w:val="19"/>
         </w:rPr>
         <w:t xml:space="preserve">STEPS TO FOLLOW</w:t>
@@ -2023,7 +2037,7 @@
           <w:rFonts w:ascii="Avenir Next" w:hAnsi="Avenir Next" w:cs="Avenir Next" w:eastAsia="Avenir Next"/>
           <w:i/>
           <w:color w:val="5A5F66"/>
-          <w:sz w:val="17"/>
+          <w:sz w:val="22"/>
           <w:szCs w:val="17"/>
         </w:rPr>
         <w:t xml:space="preserve">use these same steps on every problem</w:t>
@@ -2065,6 +2079,7 @@
           </w:tcPr>
           <w:p>
             <w:pPr>
+              <w:pStyle w:val="Heading1"/>
               <w:spacing w:before="0" w:after="0" w:line="240" w:lineRule="auto"/>
               <w:jc w:val="center"/>
             </w:pPr>
@@ -2093,7 +2108,7 @@
               <w:rPr>
                 <w:rFonts w:ascii="Avenir Next" w:hAnsi="Avenir Next" w:cs="Avenir Next" w:eastAsia="Avenir Next"/>
                 <w:color w:val="1A1A1A"/>
-                <w:sz w:val="21"/>
+                <w:sz w:val="22"/>
                 <w:szCs w:val="21"/>
               </w:rPr>
               <w:t xml:space="preserve">Find the </w:t>
@@ -2103,7 +2118,7 @@
                 <w:rFonts w:ascii="Avenir Next" w:hAnsi="Avenir Next" w:cs="Avenir Next" w:eastAsia="Avenir Next"/>
                 <w:b/>
                 <w:color w:val="1A1A1A"/>
-                <w:sz w:val="21"/>
+                <w:sz w:val="22"/>
                 <w:szCs w:val="21"/>
               </w:rPr>
               <w:t xml:space="preserve">rate</w:t>
@@ -2112,7 +2127,7 @@
               <w:rPr>
                 <w:rFonts w:ascii="Avenir Next" w:hAnsi="Avenir Next" w:cs="Avenir Next" w:eastAsia="Avenir Next"/>
                 <w:color w:val="1A1A1A"/>
-                <w:sz w:val="21"/>
+                <w:sz w:val="22"/>
                 <w:szCs w:val="21"/>
               </w:rPr>
               <w:t xml:space="preserve">: the amount for each one.</w:t>
@@ -2131,6 +2146,7 @@
           </w:tcPr>
           <w:p>
             <w:pPr>
+              <w:pStyle w:val="Heading1"/>
               <w:spacing w:before="0" w:after="0" w:line="240" w:lineRule="auto"/>
               <w:jc w:val="center"/>
             </w:pPr>
@@ -2159,7 +2175,7 @@
               <w:rPr>
                 <w:rFonts w:ascii="Avenir Next" w:hAnsi="Avenir Next" w:cs="Avenir Next" w:eastAsia="Avenir Next"/>
                 <w:color w:val="1A1A1A"/>
-                <w:sz w:val="21"/>
+                <w:sz w:val="22"/>
                 <w:szCs w:val="21"/>
               </w:rPr>
               <w:t xml:space="preserve">Write the rate </w:t>
@@ -2169,7 +2185,7 @@
                 <w:rFonts w:ascii="Avenir Next" w:hAnsi="Avenir Next" w:cs="Avenir Next" w:eastAsia="Avenir Next"/>
                 <w:b/>
                 <w:color w:val="1A1A1A"/>
-                <w:sz w:val="21"/>
+                <w:sz w:val="22"/>
                 <w:szCs w:val="21"/>
               </w:rPr>
               <w:t xml:space="preserve">next to</w:t>
@@ -2178,7 +2194,7 @@
               <w:rPr>
                 <w:rFonts w:ascii="Avenir Next" w:hAnsi="Avenir Next" w:cs="Avenir Next" w:eastAsia="Avenir Next"/>
                 <w:color w:val="1A1A1A"/>
-                <w:sz w:val="21"/>
+                <w:sz w:val="22"/>
                 <w:szCs w:val="21"/>
               </w:rPr>
               <w:t xml:space="preserve"> the letter, like 16</w:t>
@@ -2188,7 +2204,7 @@
                 <w:rFonts w:ascii="Avenir Next" w:hAnsi="Avenir Next" w:cs="Avenir Next" w:eastAsia="Avenir Next"/>
                 <w:i/>
                 <w:color w:val="1A1A1A"/>
-                <w:sz w:val="21"/>
+                <w:sz w:val="22"/>
                 <w:szCs w:val="21"/>
               </w:rPr>
               <w:t xml:space="preserve">h</w:t>
@@ -2197,7 +2213,7 @@
               <w:rPr>
                 <w:rFonts w:ascii="Avenir Next" w:hAnsi="Avenir Next" w:cs="Avenir Next" w:eastAsia="Avenir Next"/>
                 <w:color w:val="1A1A1A"/>
-                <w:sz w:val="21"/>
+                <w:sz w:val="22"/>
                 <w:szCs w:val="21"/>
               </w:rPr>
               <w:t xml:space="preserve">.</w:t>
@@ -2216,6 +2232,7 @@
           </w:tcPr>
           <w:p>
             <w:pPr>
+              <w:pStyle w:val="Heading1"/>
               <w:spacing w:before="0" w:after="0" w:line="240" w:lineRule="auto"/>
               <w:jc w:val="center"/>
             </w:pPr>
@@ -2244,7 +2261,7 @@
               <w:rPr>
                 <w:rFonts w:ascii="Avenir Next" w:hAnsi="Avenir Next" w:cs="Avenir Next" w:eastAsia="Avenir Next"/>
                 <w:color w:val="1A1A1A"/>
-                <w:sz w:val="21"/>
+                <w:sz w:val="22"/>
                 <w:szCs w:val="21"/>
               </w:rPr>
               <w:t xml:space="preserve">Add any </w:t>
@@ -2254,7 +2271,7 @@
                 <w:rFonts w:ascii="Avenir Next" w:hAnsi="Avenir Next" w:cs="Avenir Next" w:eastAsia="Avenir Next"/>
                 <w:b/>
                 <w:color w:val="1A1A1A"/>
-                <w:sz w:val="21"/>
+                <w:sz w:val="22"/>
                 <w:szCs w:val="21"/>
               </w:rPr>
               <w:t xml:space="preserve">one-time</w:t>
@@ -2263,7 +2280,7 @@
               <w:rPr>
                 <w:rFonts w:ascii="Avenir Next" w:hAnsi="Avenir Next" w:cs="Avenir Next" w:eastAsia="Avenir Next"/>
                 <w:color w:val="1A1A1A"/>
-                <w:sz w:val="21"/>
+                <w:sz w:val="22"/>
                 <w:szCs w:val="21"/>
               </w:rPr>
               <w:t xml:space="preserve"> amount, like a fee.</w:t>
@@ -2274,6 +2291,7 @@
     </w:tbl>
     <w:p>
       <w:pPr>
+        <w:pStyle w:val="Heading2"/>
         <w:keepNext/>
         <w:pBdr>
           <w:bottom w:val="single" w:sz="8" w:space="3" w:color="003A70"/>
@@ -2289,7 +2307,7 @@
           <w:b/>
           <w:color w:val="003A70"/>
           <w:spacing w:val="14"/>
-          <w:sz w:val="19"/>
+          <w:sz w:val="22"/>
           <w:szCs w:val="19"/>
         </w:rPr>
         <w:t xml:space="preserve">WATCH ME</w:t>
@@ -2308,7 +2326,7 @@
           <w:rFonts w:ascii="Avenir Next" w:hAnsi="Avenir Next" w:cs="Avenir Next" w:eastAsia="Avenir Next"/>
           <w:i/>
           <w:color w:val="5A5F66"/>
-          <w:sz w:val="17"/>
+          <w:sz w:val="22"/>
           <w:szCs w:val="17"/>
         </w:rPr>
         <w:t xml:space="preserve">the steps in action</w:t>
@@ -2323,7 +2341,7 @@
           <w:rFonts w:ascii="Avenir Next" w:hAnsi="Avenir Next" w:cs="Avenir Next" w:eastAsia="Avenir Next"/>
           <w:b/>
           <w:color w:val="1A1A1A"/>
-          <w:sz w:val="21"/>
+          <w:sz w:val="22"/>
           <w:szCs w:val="21"/>
         </w:rPr>
         <w:t xml:space="preserve">$8 per hour for </w:t>
@@ -2334,7 +2352,7 @@
           <w:b/>
           <w:i/>
           <w:color w:val="1A1A1A"/>
-          <w:sz w:val="21"/>
+          <w:sz w:val="22"/>
           <w:szCs w:val="21"/>
         </w:rPr>
         <w:t xml:space="preserve">h</w:t>
@@ -2344,7 +2362,7 @@
           <w:rFonts w:ascii="Avenir Next" w:hAnsi="Avenir Next" w:cs="Avenir Next" w:eastAsia="Avenir Next"/>
           <w:b/>
           <w:color w:val="1A1A1A"/>
-          <w:sz w:val="21"/>
+          <w:sz w:val="22"/>
           <w:szCs w:val="21"/>
         </w:rPr>
         <w:t xml:space="preserve"> hours, plus a $20 fee.</w:t>
@@ -2363,25 +2381,25 @@
           <w:rFonts w:ascii="Avenir Next" w:hAnsi="Avenir Next" w:cs="Avenir Next" w:eastAsia="Avenir Next"/>
           <w:b/>
           <w:color w:val="003A70"/>
+          <w:sz w:val="22"/>
+          <w:szCs w:val="19"/>
+        </w:rPr>
+        <w:t xml:space="preserve">Step 1</w:t>
+      </w:r>
+      <w:r>
+        <w:rPr>
+          <w:rFonts w:ascii="Avenir Next" w:hAnsi="Avenir Next" w:cs="Avenir Next" w:eastAsia="Avenir Next"/>
+          <w:color w:val="1A1A1A"/>
           <w:sz w:val="19"/>
           <w:szCs w:val="19"/>
         </w:rPr>
-        <w:t xml:space="preserve">Step 1</w:t>
-      </w:r>
-      <w:r>
-        <w:rPr>
-          <w:rFonts w:ascii="Avenir Next" w:hAnsi="Avenir Next" w:cs="Avenir Next" w:eastAsia="Avenir Next"/>
-          <w:color w:val="1A1A1A"/>
-          <w:sz w:val="19"/>
-          <w:szCs w:val="19"/>
-        </w:rPr>
         <w:tab/>
       </w:r>
       <w:r>
         <w:rPr>
           <w:rFonts w:ascii="Avenir Next" w:hAnsi="Avenir Next" w:cs="Avenir Next" w:eastAsia="Avenir Next"/>
           <w:color w:val="1A1A1A"/>
-          <w:sz w:val="21"/>
+          <w:sz w:val="22"/>
           <w:szCs w:val="21"/>
         </w:rPr>
         <w:t xml:space="preserve">Rate: $8 per hour.</w:t>
@@ -2400,25 +2418,25 @@
           <w:rFonts w:ascii="Avenir Next" w:hAnsi="Avenir Next" w:cs="Avenir Next" w:eastAsia="Avenir Next"/>
           <w:b/>
           <w:color w:val="003A70"/>
+          <w:sz w:val="22"/>
+          <w:szCs w:val="19"/>
+        </w:rPr>
+        <w:t xml:space="preserve">Step 2</w:t>
+      </w:r>
+      <w:r>
+        <w:rPr>
+          <w:rFonts w:ascii="Avenir Next" w:hAnsi="Avenir Next" w:cs="Avenir Next" w:eastAsia="Avenir Next"/>
+          <w:color w:val="1A1A1A"/>
           <w:sz w:val="19"/>
           <w:szCs w:val="19"/>
         </w:rPr>
-        <w:t xml:space="preserve">Step 2</w:t>
-      </w:r>
-      <w:r>
-        <w:rPr>
-          <w:rFonts w:ascii="Avenir Next" w:hAnsi="Avenir Next" w:cs="Avenir Next" w:eastAsia="Avenir Next"/>
-          <w:color w:val="1A1A1A"/>
-          <w:sz w:val="19"/>
-          <w:szCs w:val="19"/>
-        </w:rPr>
         <w:tab/>
       </w:r>
       <w:r>
         <w:rPr>
           <w:rFonts w:ascii="Avenir Next" w:hAnsi="Avenir Next" w:cs="Avenir Next" w:eastAsia="Avenir Next"/>
           <w:color w:val="1A1A1A"/>
-          <w:sz w:val="21"/>
+          <w:sz w:val="22"/>
           <w:szCs w:val="21"/>
         </w:rPr>
         <w:t xml:space="preserve">8</w:t>
@@ -2428,7 +2446,7 @@
           <w:rFonts w:ascii="Avenir Next" w:hAnsi="Avenir Next" w:cs="Avenir Next" w:eastAsia="Avenir Next"/>
           <w:i/>
           <w:color w:val="1A1A1A"/>
-          <w:sz w:val="21"/>
+          <w:sz w:val="22"/>
           <w:szCs w:val="21"/>
         </w:rPr>
         <w:t xml:space="preserve">h</w:t>
@@ -2447,25 +2465,25 @@
           <w:rFonts w:ascii="Avenir Next" w:hAnsi="Avenir Next" w:cs="Avenir Next" w:eastAsia="Avenir Next"/>
           <w:b/>
           <w:color w:val="003A70"/>
+          <w:sz w:val="22"/>
+          <w:szCs w:val="19"/>
+        </w:rPr>
+        <w:t xml:space="preserve">Step 3</w:t>
+      </w:r>
+      <w:r>
+        <w:rPr>
+          <w:rFonts w:ascii="Avenir Next" w:hAnsi="Avenir Next" w:cs="Avenir Next" w:eastAsia="Avenir Next"/>
+          <w:color w:val="1A1A1A"/>
           <w:sz w:val="19"/>
           <w:szCs w:val="19"/>
         </w:rPr>
-        <w:t xml:space="preserve">Step 3</w:t>
-      </w:r>
-      <w:r>
-        <w:rPr>
-          <w:rFonts w:ascii="Avenir Next" w:hAnsi="Avenir Next" w:cs="Avenir Next" w:eastAsia="Avenir Next"/>
-          <w:color w:val="1A1A1A"/>
-          <w:sz w:val="19"/>
-          <w:szCs w:val="19"/>
-        </w:rPr>
         <w:tab/>
       </w:r>
       <w:r>
         <w:rPr>
           <w:rFonts w:ascii="Avenir Next" w:hAnsi="Avenir Next" w:cs="Avenir Next" w:eastAsia="Avenir Next"/>
           <w:color w:val="1A1A1A"/>
-          <w:sz w:val="21"/>
+          <w:sz w:val="22"/>
           <w:szCs w:val="21"/>
         </w:rPr>
         <w:t xml:space="preserve">8</w:t>
@@ -2475,7 +2493,7 @@
           <w:rFonts w:ascii="Avenir Next" w:hAnsi="Avenir Next" w:cs="Avenir Next" w:eastAsia="Avenir Next"/>
           <w:i/>
           <w:color w:val="1A1A1A"/>
-          <w:sz w:val="21"/>
+          <w:sz w:val="22"/>
           <w:szCs w:val="21"/>
         </w:rPr>
         <w:t xml:space="preserve">h</w:t>
@@ -2484,7 +2502,7 @@
         <w:rPr>
           <w:rFonts w:ascii="Avenir Next" w:hAnsi="Avenir Next" w:cs="Avenir Next" w:eastAsia="Avenir Next"/>
           <w:color w:val="1A1A1A"/>
-          <w:sz w:val="21"/>
+          <w:sz w:val="22"/>
           <w:szCs w:val="21"/>
         </w:rPr>
         <w:t xml:space="preserve"> + 20</w:t>
@@ -2503,18 +2521,18 @@
           <w:rFonts w:ascii="Avenir Next" w:hAnsi="Avenir Next" w:cs="Avenir Next" w:eastAsia="Avenir Next"/>
           <w:b/>
           <w:color w:val="1A1A1A"/>
+          <w:sz w:val="22"/>
+          <w:szCs w:val="21"/>
+        </w:rPr>
+        <w:t xml:space="preserve">Answer</w:t>
+      </w:r>
+      <w:r>
+        <w:rPr>
+          <w:rFonts w:ascii="Avenir Next" w:hAnsi="Avenir Next" w:cs="Avenir Next" w:eastAsia="Avenir Next"/>
+          <w:color w:val="1A1A1A"/>
           <w:sz w:val="21"/>
           <w:szCs w:val="21"/>
         </w:rPr>
-        <w:t xml:space="preserve">Answer</w:t>
-      </w:r>
-      <w:r>
-        <w:rPr>
-          <w:rFonts w:ascii="Avenir Next" w:hAnsi="Avenir Next" w:cs="Avenir Next" w:eastAsia="Avenir Next"/>
-          <w:color w:val="1A1A1A"/>
-          <w:sz w:val="21"/>
-          <w:szCs w:val="21"/>
-        </w:rPr>
         <w:tab/>
       </w:r>
       <w:r>
@@ -2522,7 +2540,7 @@
           <w:rFonts w:ascii="Avenir Next" w:hAnsi="Avenir Next" w:cs="Avenir Next" w:eastAsia="Avenir Next"/>
           <w:b/>
           <w:color w:val="1A1A1A"/>
-          <w:sz w:val="21"/>
+          <w:sz w:val="22"/>
           <w:szCs w:val="21"/>
         </w:rPr>
         <w:t xml:space="preserve">8</w:t>
@@ -2533,7 +2551,7 @@
           <w:b/>
           <w:i/>
           <w:color w:val="1A1A1A"/>
-          <w:sz w:val="21"/>
+          <w:sz w:val="22"/>
           <w:szCs w:val="21"/>
         </w:rPr>
         <w:t xml:space="preserve">h</w:t>
@@ -2543,7 +2561,7 @@
           <w:rFonts w:ascii="Avenir Next" w:hAnsi="Avenir Next" w:cs="Avenir Next" w:eastAsia="Avenir Next"/>
           <w:b/>
           <w:color w:val="1A1A1A"/>
-          <w:sz w:val="21"/>
+          <w:sz w:val="22"/>
           <w:szCs w:val="21"/>
         </w:rPr>
         <w:t xml:space="preserve"> + 20</w:t>
@@ -2551,6 +2569,7 @@
     </w:p>
     <w:p>
       <w:pPr>
+        <w:pStyle w:val="Heading2"/>
         <w:keepNext/>
         <w:pBdr>
           <w:bottom w:val="single" w:sz="8" w:space="3" w:color="003A70"/>
@@ -2566,7 +2585,7 @@
           <w:b/>
           <w:color w:val="003A70"/>
           <w:spacing w:val="14"/>
-          <w:sz w:val="19"/>
+          <w:sz w:val="22"/>
           <w:szCs w:val="19"/>
         </w:rPr>
         <w:t xml:space="preserve">TRY IT WITH HELP</w:t>
@@ -2585,7 +2604,7 @@
           <w:rFonts w:ascii="Avenir Next" w:hAnsi="Avenir Next" w:cs="Avenir Next" w:eastAsia="Avenir Next"/>
           <w:i/>
           <w:color w:val="5A5F66"/>
-          <w:sz w:val="17"/>
+          <w:sz w:val="22"/>
           <w:szCs w:val="17"/>
         </w:rPr>
         <w:t xml:space="preserve">fill in each step</w:t>
@@ -2653,35 +2672,35 @@
           <w:rFonts w:ascii="Avenir Next" w:hAnsi="Avenir Next" w:cs="Avenir Next" w:eastAsia="Avenir Next"/>
           <w:b/>
           <w:color w:val="003A70"/>
+          <w:sz w:val="22"/>
+          <w:szCs w:val="18"/>
+        </w:rPr>
+        <w:t xml:space="preserve">Step 1</w:t>
+      </w:r>
+      <w:r>
+        <w:rPr>
+          <w:rFonts w:ascii="Avenir Next" w:hAnsi="Avenir Next" w:cs="Avenir Next" w:eastAsia="Avenir Next"/>
+          <w:color w:val="1A1A1A"/>
           <w:sz w:val="18"/>
           <w:szCs w:val="18"/>
         </w:rPr>
-        <w:t xml:space="preserve">Step 1</w:t>
-      </w:r>
-      <w:r>
-        <w:rPr>
-          <w:rFonts w:ascii="Avenir Next" w:hAnsi="Avenir Next" w:cs="Avenir Next" w:eastAsia="Avenir Next"/>
-          <w:color w:val="1A1A1A"/>
-          <w:sz w:val="18"/>
-          <w:szCs w:val="18"/>
-        </w:rPr>
         <w:tab/>
       </w:r>
       <w:r>
         <w:rPr>
           <w:rFonts w:ascii="Avenir Next" w:hAnsi="Avenir Next" w:cs="Avenir Next" w:eastAsia="Avenir Next"/>
           <w:color w:val="1A1A1A"/>
+          <w:sz w:val="22"/>
+          <w:szCs w:val="21"/>
+        </w:rPr>
+        <w:t xml:space="preserve">Rate: $</w:t>
+      </w:r>
+      <w:r>
+        <w:rPr>
+          <w:rFonts w:ascii="Avenir Next" w:hAnsi="Avenir Next" w:cs="Avenir Next" w:eastAsia="Avenir Next"/>
+          <w:color w:val="1A1A1A"/>
           <w:sz w:val="21"/>
           <w:szCs w:val="21"/>
-        </w:rPr>
-        <w:t xml:space="preserve">Rate: $</w:t>
-      </w:r>
-      <w:r>
-        <w:rPr>
-          <w:rFonts w:ascii="Avenir Next" w:hAnsi="Avenir Next" w:cs="Avenir Next" w:eastAsia="Avenir Next"/>
-          <w:color w:val="1A1A1A"/>
-          <w:sz w:val="21"/>
-          <w:szCs w:val="21"/>
           <w:u w:val="single"/>
         </w:rPr>
         <w:t xml:space="preserve">                </w:t>
@@ -2690,7 +2709,7 @@
         <w:rPr>
           <w:rFonts w:ascii="Avenir Next" w:hAnsi="Avenir Next" w:cs="Avenir Next" w:eastAsia="Avenir Next"/>
           <w:color w:val="1A1A1A"/>
-          <w:sz w:val="21"/>
+          <w:sz w:val="22"/>
           <w:szCs w:val="21"/>
         </w:rPr>
         <w:t xml:space="preserve"> per ticket.</w:t>
@@ -2710,25 +2729,25 @@
           <w:rFonts w:ascii="Avenir Next" w:hAnsi="Avenir Next" w:cs="Avenir Next" w:eastAsia="Avenir Next"/>
           <w:b/>
           <w:color w:val="003A70"/>
+          <w:sz w:val="22"/>
+          <w:szCs w:val="18"/>
+        </w:rPr>
+        <w:t xml:space="preserve">Step 2</w:t>
+      </w:r>
+      <w:r>
+        <w:rPr>
+          <w:rFonts w:ascii="Avenir Next" w:hAnsi="Avenir Next" w:cs="Avenir Next" w:eastAsia="Avenir Next"/>
+          <w:color w:val="1A1A1A"/>
           <w:sz w:val="18"/>
           <w:szCs w:val="18"/>
         </w:rPr>
-        <w:t xml:space="preserve">Step 2</w:t>
-      </w:r>
-      <w:r>
-        <w:rPr>
-          <w:rFonts w:ascii="Avenir Next" w:hAnsi="Avenir Next" w:cs="Avenir Next" w:eastAsia="Avenir Next"/>
-          <w:color w:val="1A1A1A"/>
-          <w:sz w:val="18"/>
-          <w:szCs w:val="18"/>
-        </w:rPr>
         <w:tab/>
       </w:r>
       <w:r>
         <w:rPr>
           <w:rFonts w:ascii="Avenir Next" w:hAnsi="Avenir Next" w:cs="Avenir Next" w:eastAsia="Avenir Next"/>
           <w:color w:val="1A1A1A"/>
-          <w:sz w:val="21"/>
+          <w:sz w:val="22"/>
           <w:szCs w:val="21"/>
         </w:rPr>
         <w:t xml:space="preserve">Write: </w:t>
@@ -2758,35 +2777,35 @@
           <w:rFonts w:ascii="Avenir Next" w:hAnsi="Avenir Next" w:cs="Avenir Next" w:eastAsia="Avenir Next"/>
           <w:b/>
           <w:color w:val="003A70"/>
+          <w:sz w:val="22"/>
+          <w:szCs w:val="18"/>
+        </w:rPr>
+        <w:t xml:space="preserve">Step 3</w:t>
+      </w:r>
+      <w:r>
+        <w:rPr>
+          <w:rFonts w:ascii="Avenir Next" w:hAnsi="Avenir Next" w:cs="Avenir Next" w:eastAsia="Avenir Next"/>
+          <w:color w:val="1A1A1A"/>
           <w:sz w:val="18"/>
           <w:szCs w:val="18"/>
         </w:rPr>
-        <w:t xml:space="preserve">Step 3</w:t>
-      </w:r>
-      <w:r>
-        <w:rPr>
-          <w:rFonts w:ascii="Avenir Next" w:hAnsi="Avenir Next" w:cs="Avenir Next" w:eastAsia="Avenir Next"/>
-          <w:color w:val="1A1A1A"/>
-          <w:sz w:val="18"/>
-          <w:szCs w:val="18"/>
-        </w:rPr>
         <w:tab/>
       </w:r>
       <w:r>
         <w:rPr>
           <w:rFonts w:ascii="Avenir Next" w:hAnsi="Avenir Next" w:cs="Avenir Next" w:eastAsia="Avenir Next"/>
           <w:color w:val="1A1A1A"/>
+          <w:sz w:val="22"/>
+          <w:szCs w:val="21"/>
+        </w:rPr>
+        <w:t xml:space="preserve">One-time amount: </w:t>
+      </w:r>
+      <w:r>
+        <w:rPr>
+          <w:rFonts w:ascii="Avenir Next" w:hAnsi="Avenir Next" w:cs="Avenir Next" w:eastAsia="Avenir Next"/>
+          <w:color w:val="1A1A1A"/>
           <w:sz w:val="21"/>
           <w:szCs w:val="21"/>
-        </w:rPr>
-        <w:t xml:space="preserve">One-time amount: </w:t>
-      </w:r>
-      <w:r>
-        <w:rPr>
-          <w:rFonts w:ascii="Avenir Next" w:hAnsi="Avenir Next" w:cs="Avenir Next" w:eastAsia="Avenir Next"/>
-          <w:color w:val="1A1A1A"/>
-          <w:sz w:val="21"/>
-          <w:szCs w:val="21"/>
           <w:u w:val="single"/>
         </w:rPr>
         <w:t xml:space="preserve">                </w:t>
@@ -2795,7 +2814,7 @@
         <w:rPr>
           <w:rFonts w:ascii="Avenir Next" w:hAnsi="Avenir Next" w:cs="Avenir Next" w:eastAsia="Avenir Next"/>
           <w:color w:val="1A1A1A"/>
-          <w:sz w:val="21"/>
+          <w:sz w:val="22"/>
           <w:szCs w:val="21"/>
         </w:rPr>
         <w:t xml:space="preserve">. Expression: 12</w:t>
@@ -2805,7 +2824,7 @@
           <w:rFonts w:ascii="Avenir Next" w:hAnsi="Avenir Next" w:cs="Avenir Next" w:eastAsia="Avenir Next"/>
           <w:i/>
           <w:color w:val="1A1A1A"/>
-          <w:sz w:val="21"/>
+          <w:sz w:val="22"/>
           <w:szCs w:val="21"/>
         </w:rPr>
         <w:t xml:space="preserve">t</w:t>
@@ -2878,35 +2897,35 @@
           <w:rFonts w:ascii="Avenir Next" w:hAnsi="Avenir Next" w:cs="Avenir Next" w:eastAsia="Avenir Next"/>
           <w:b/>
           <w:color w:val="003A70"/>
+          <w:sz w:val="22"/>
+          <w:szCs w:val="18"/>
+        </w:rPr>
+        <w:t xml:space="preserve">Step 1</w:t>
+      </w:r>
+      <w:r>
+        <w:rPr>
+          <w:rFonts w:ascii="Avenir Next" w:hAnsi="Avenir Next" w:cs="Avenir Next" w:eastAsia="Avenir Next"/>
+          <w:color w:val="1A1A1A"/>
           <w:sz w:val="18"/>
           <w:szCs w:val="18"/>
         </w:rPr>
-        <w:t xml:space="preserve">Step 1</w:t>
-      </w:r>
-      <w:r>
-        <w:rPr>
-          <w:rFonts w:ascii="Avenir Next" w:hAnsi="Avenir Next" w:cs="Avenir Next" w:eastAsia="Avenir Next"/>
-          <w:color w:val="1A1A1A"/>
-          <w:sz w:val="18"/>
-          <w:szCs w:val="18"/>
-        </w:rPr>
         <w:tab/>
       </w:r>
       <w:r>
         <w:rPr>
           <w:rFonts w:ascii="Avenir Next" w:hAnsi="Avenir Next" w:cs="Avenir Next" w:eastAsia="Avenir Next"/>
           <w:color w:val="1A1A1A"/>
+          <w:sz w:val="22"/>
+          <w:szCs w:val="21"/>
+        </w:rPr>
+        <w:t xml:space="preserve">Rate: $</w:t>
+      </w:r>
+      <w:r>
+        <w:rPr>
+          <w:rFonts w:ascii="Avenir Next" w:hAnsi="Avenir Next" w:cs="Avenir Next" w:eastAsia="Avenir Next"/>
+          <w:color w:val="1A1A1A"/>
           <w:sz w:val="21"/>
           <w:szCs w:val="21"/>
-        </w:rPr>
-        <w:t xml:space="preserve">Rate: $</w:t>
-      </w:r>
-      <w:r>
-        <w:rPr>
-          <w:rFonts w:ascii="Avenir Next" w:hAnsi="Avenir Next" w:cs="Avenir Next" w:eastAsia="Avenir Next"/>
-          <w:color w:val="1A1A1A"/>
-          <w:sz w:val="21"/>
-          <w:szCs w:val="21"/>
           <w:u w:val="single"/>
         </w:rPr>
         <w:t xml:space="preserve">                </w:t>
@@ -2915,7 +2934,7 @@
         <w:rPr>
           <w:rFonts w:ascii="Avenir Next" w:hAnsi="Avenir Next" w:cs="Avenir Next" w:eastAsia="Avenir Next"/>
           <w:color w:val="1A1A1A"/>
-          <w:sz w:val="21"/>
+          <w:sz w:val="22"/>
           <w:szCs w:val="21"/>
         </w:rPr>
         <w:t xml:space="preserve"> per mile.</w:t>
@@ -2935,25 +2954,25 @@
           <w:rFonts w:ascii="Avenir Next" w:hAnsi="Avenir Next" w:cs="Avenir Next" w:eastAsia="Avenir Next"/>
           <w:b/>
           <w:color w:val="003A70"/>
+          <w:sz w:val="22"/>
+          <w:szCs w:val="18"/>
+        </w:rPr>
+        <w:t xml:space="preserve">Step 2</w:t>
+      </w:r>
+      <w:r>
+        <w:rPr>
+          <w:rFonts w:ascii="Avenir Next" w:hAnsi="Avenir Next" w:cs="Avenir Next" w:eastAsia="Avenir Next"/>
+          <w:color w:val="1A1A1A"/>
           <w:sz w:val="18"/>
           <w:szCs w:val="18"/>
         </w:rPr>
-        <w:t xml:space="preserve">Step 2</w:t>
-      </w:r>
-      <w:r>
-        <w:rPr>
-          <w:rFonts w:ascii="Avenir Next" w:hAnsi="Avenir Next" w:cs="Avenir Next" w:eastAsia="Avenir Next"/>
-          <w:color w:val="1A1A1A"/>
-          <w:sz w:val="18"/>
-          <w:szCs w:val="18"/>
-        </w:rPr>
         <w:tab/>
       </w:r>
       <w:r>
         <w:rPr>
           <w:rFonts w:ascii="Avenir Next" w:hAnsi="Avenir Next" w:cs="Avenir Next" w:eastAsia="Avenir Next"/>
           <w:color w:val="1A1A1A"/>
-          <w:sz w:val="21"/>
+          <w:sz w:val="22"/>
           <w:szCs w:val="21"/>
         </w:rPr>
         <w:t xml:space="preserve">Write: </w:t>
@@ -2983,35 +3002,35 @@
           <w:rFonts w:ascii="Avenir Next" w:hAnsi="Avenir Next" w:cs="Avenir Next" w:eastAsia="Avenir Next"/>
           <w:b/>
           <w:color w:val="003A70"/>
+          <w:sz w:val="22"/>
+          <w:szCs w:val="18"/>
+        </w:rPr>
+        <w:t xml:space="preserve">Step 3</w:t>
+      </w:r>
+      <w:r>
+        <w:rPr>
+          <w:rFonts w:ascii="Avenir Next" w:hAnsi="Avenir Next" w:cs="Avenir Next" w:eastAsia="Avenir Next"/>
+          <w:color w:val="1A1A1A"/>
           <w:sz w:val="18"/>
           <w:szCs w:val="18"/>
         </w:rPr>
-        <w:t xml:space="preserve">Step 3</w:t>
-      </w:r>
-      <w:r>
-        <w:rPr>
-          <w:rFonts w:ascii="Avenir Next" w:hAnsi="Avenir Next" w:cs="Avenir Next" w:eastAsia="Avenir Next"/>
-          <w:color w:val="1A1A1A"/>
-          <w:sz w:val="18"/>
-          <w:szCs w:val="18"/>
-        </w:rPr>
         <w:tab/>
       </w:r>
       <w:r>
         <w:rPr>
           <w:rFonts w:ascii="Avenir Next" w:hAnsi="Avenir Next" w:cs="Avenir Next" w:eastAsia="Avenir Next"/>
           <w:color w:val="1A1A1A"/>
+          <w:sz w:val="22"/>
+          <w:szCs w:val="21"/>
+        </w:rPr>
+        <w:t xml:space="preserve">Add the fee: </w:t>
+      </w:r>
+      <w:r>
+        <w:rPr>
+          <w:rFonts w:ascii="Avenir Next" w:hAnsi="Avenir Next" w:cs="Avenir Next" w:eastAsia="Avenir Next"/>
+          <w:color w:val="1A1A1A"/>
           <w:sz w:val="21"/>
           <w:szCs w:val="21"/>
-        </w:rPr>
-        <w:t xml:space="preserve">Add the fee: </w:t>
-      </w:r>
-      <w:r>
-        <w:rPr>
-          <w:rFonts w:ascii="Avenir Next" w:hAnsi="Avenir Next" w:cs="Avenir Next" w:eastAsia="Avenir Next"/>
-          <w:color w:val="1A1A1A"/>
-          <w:sz w:val="21"/>
-          <w:szCs w:val="21"/>
           <w:u w:val="single"/>
         </w:rPr>
         <w:t xml:space="preserve">                </w:t>
@@ -3024,6 +3043,7 @@
     </w:p>
     <w:p>
       <w:pPr>
+        <w:pStyle w:val="Heading2"/>
         <w:keepNext/>
         <w:pBdr>
           <w:bottom w:val="single" w:sz="8" w:space="3" w:color="003A70"/>
@@ -3039,7 +3059,7 @@
           <w:b/>
           <w:color w:val="003A70"/>
           <w:spacing w:val="14"/>
-          <w:sz w:val="19"/>
+          <w:sz w:val="22"/>
           <w:szCs w:val="19"/>
         </w:rPr>
         <w:t xml:space="preserve">YOUR TURN</w:t>
@@ -3058,7 +3078,7 @@
           <w:rFonts w:ascii="Avenir Next" w:hAnsi="Avenir Next" w:cs="Avenir Next" w:eastAsia="Avenir Next"/>
           <w:i/>
           <w:color w:val="5A5F66"/>
-          <w:sz w:val="17"/>
+          <w:sz w:val="22"/>
           <w:szCs w:val="17"/>
         </w:rPr>
         <w:t xml:space="preserve">use the steps on your own</w:t>
@@ -3482,6 +3502,7 @@
     </w:p>
     <w:p>
       <w:pPr>
+        <w:pStyle w:val="Heading2"/>
         <w:keepNext/>
         <w:pBdr>
           <w:bottom w:val="single" w:sz="8" w:space="3" w:color="003A70"/>
@@ -3497,7 +3518,7 @@
           <w:b/>
           <w:color w:val="003A70"/>
           <w:spacing w:val="14"/>
-          <w:sz w:val="19"/>
+          <w:sz w:val="22"/>
           <w:szCs w:val="19"/>
         </w:rPr>
         <w:t xml:space="preserve">READY CHECK</w:t>
@@ -3516,7 +3537,7 @@
           <w:rFonts w:ascii="Avenir Next" w:hAnsi="Avenir Next" w:cs="Avenir Next" w:eastAsia="Avenir Next"/>
           <w:i/>
           <w:color w:val="5A5F66"/>
-          <w:sz w:val="17"/>
+          <w:sz w:val="22"/>
           <w:szCs w:val="17"/>
         </w:rPr>
         <w:t xml:space="preserve">a problem like the one in today’s lesson</w:t>
@@ -3667,44 +3688,44 @@
                       <w:rFonts w:ascii="Avenir Next" w:hAnsi="Avenir Next" w:cs="Avenir Next" w:eastAsia="Avenir Next"/>
                       <w:b/>
                       <w:color w:val="003A70"/>
+                      <w:sz w:val="22"/>
+                      <w:szCs w:val="21"/>
+                    </w:rPr>
+                    <w:t xml:space="preserve">A</w:t>
+                  </w:r>
+                  <w:r>
+                    <w:rPr>
+                      <w:rFonts w:ascii="Avenir Next" w:hAnsi="Avenir Next" w:cs="Avenir Next" w:eastAsia="Avenir Next"/>
+                      <w:color w:val="1A1A1A"/>
                       <w:sz w:val="21"/>
                       <w:szCs w:val="21"/>
                     </w:rPr>
-                    <w:t xml:space="preserve">A</w:t>
-                  </w:r>
-                  <w:r>
-                    <w:rPr>
-                      <w:rFonts w:ascii="Avenir Next" w:hAnsi="Avenir Next" w:cs="Avenir Next" w:eastAsia="Avenir Next"/>
-                      <w:color w:val="1A1A1A"/>
-                      <w:sz w:val="21"/>
+                    <w:tab/>
+                  </w:r>
+                  <w:r>
+                    <w:rPr>
+                      <w:rFonts w:ascii="Avenir Next" w:hAnsi="Avenir Next" w:cs="Avenir Next" w:eastAsia="Avenir Next"/>
+                      <w:color w:val="1A1A1A"/>
+                      <w:sz w:val="22"/>
                       <w:szCs w:val="21"/>
                     </w:rPr>
-                    <w:tab/>
-                  </w:r>
-                  <w:r>
-                    <w:rPr>
-                      <w:rFonts w:ascii="Avenir Next" w:hAnsi="Avenir Next" w:cs="Avenir Next" w:eastAsia="Avenir Next"/>
-                      <w:color w:val="1A1A1A"/>
-                      <w:sz w:val="21"/>
+                    <w:t xml:space="preserve">20</w:t>
+                  </w:r>
+                  <w:r>
+                    <w:rPr>
+                      <w:rFonts w:ascii="Avenir Next" w:hAnsi="Avenir Next" w:cs="Avenir Next" w:eastAsia="Avenir Next"/>
+                      <w:i/>
+                      <w:color w:val="1A1A1A"/>
+                      <w:sz w:val="22"/>
                       <w:szCs w:val="21"/>
                     </w:rPr>
-                    <w:t xml:space="preserve">20</w:t>
-                  </w:r>
-                  <w:r>
-                    <w:rPr>
-                      <w:rFonts w:ascii="Avenir Next" w:hAnsi="Avenir Next" w:cs="Avenir Next" w:eastAsia="Avenir Next"/>
-                      <w:i/>
-                      <w:color w:val="1A1A1A"/>
-                      <w:sz w:val="21"/>
-                      <w:szCs w:val="21"/>
-                    </w:rPr>
                     <w:t xml:space="preserve">m</w:t>
                   </w:r>
                   <w:r>
                     <w:rPr>
                       <w:rFonts w:ascii="Avenir Next" w:hAnsi="Avenir Next" w:cs="Avenir Next" w:eastAsia="Avenir Next"/>
                       <w:color w:val="1A1A1A"/>
-                      <w:sz w:val="21"/>
+                      <w:sz w:val="22"/>
                       <w:szCs w:val="21"/>
                     </w:rPr>
                     <w:t xml:space="preserve"> + 15</w:t>
@@ -3729,44 +3750,44 @@
                       <w:rFonts w:ascii="Avenir Next" w:hAnsi="Avenir Next" w:cs="Avenir Next" w:eastAsia="Avenir Next"/>
                       <w:b/>
                       <w:color w:val="003A70"/>
+                      <w:sz w:val="22"/>
+                      <w:szCs w:val="21"/>
+                    </w:rPr>
+                    <w:t xml:space="preserve">B</w:t>
+                  </w:r>
+                  <w:r>
+                    <w:rPr>
+                      <w:rFonts w:ascii="Avenir Next" w:hAnsi="Avenir Next" w:cs="Avenir Next" w:eastAsia="Avenir Next"/>
+                      <w:color w:val="1A1A1A"/>
                       <w:sz w:val="21"/>
                       <w:szCs w:val="21"/>
                     </w:rPr>
-                    <w:t xml:space="preserve">B</w:t>
-                  </w:r>
-                  <w:r>
-                    <w:rPr>
-                      <w:rFonts w:ascii="Avenir Next" w:hAnsi="Avenir Next" w:cs="Avenir Next" w:eastAsia="Avenir Next"/>
-                      <w:color w:val="1A1A1A"/>
-                      <w:sz w:val="21"/>
+                    <w:tab/>
+                  </w:r>
+                  <w:r>
+                    <w:rPr>
+                      <w:rFonts w:ascii="Avenir Next" w:hAnsi="Avenir Next" w:cs="Avenir Next" w:eastAsia="Avenir Next"/>
+                      <w:color w:val="1A1A1A"/>
+                      <w:sz w:val="22"/>
                       <w:szCs w:val="21"/>
                     </w:rPr>
-                    <w:tab/>
-                  </w:r>
-                  <w:r>
-                    <w:rPr>
-                      <w:rFonts w:ascii="Avenir Next" w:hAnsi="Avenir Next" w:cs="Avenir Next" w:eastAsia="Avenir Next"/>
-                      <w:color w:val="1A1A1A"/>
-                      <w:sz w:val="21"/>
+                    <w:t xml:space="preserve">15</w:t>
+                  </w:r>
+                  <w:r>
+                    <w:rPr>
+                      <w:rFonts w:ascii="Avenir Next" w:hAnsi="Avenir Next" w:cs="Avenir Next" w:eastAsia="Avenir Next"/>
+                      <w:i/>
+                      <w:color w:val="1A1A1A"/>
+                      <w:sz w:val="22"/>
                       <w:szCs w:val="21"/>
                     </w:rPr>
-                    <w:t xml:space="preserve">15</w:t>
-                  </w:r>
-                  <w:r>
-                    <w:rPr>
-                      <w:rFonts w:ascii="Avenir Next" w:hAnsi="Avenir Next" w:cs="Avenir Next" w:eastAsia="Avenir Next"/>
-                      <w:i/>
-                      <w:color w:val="1A1A1A"/>
-                      <w:sz w:val="21"/>
-                      <w:szCs w:val="21"/>
-                    </w:rPr>
                     <w:t xml:space="preserve">m</w:t>
                   </w:r>
                   <w:r>
                     <w:rPr>
                       <w:rFonts w:ascii="Avenir Next" w:hAnsi="Avenir Next" w:cs="Avenir Next" w:eastAsia="Avenir Next"/>
                       <w:color w:val="1A1A1A"/>
-                      <w:sz w:val="21"/>
+                      <w:sz w:val="22"/>
                       <w:szCs w:val="21"/>
                     </w:rPr>
                     <w:t xml:space="preserve"> + 20</w:t>
@@ -3791,27 +3812,27 @@
                       <w:rFonts w:ascii="Avenir Next" w:hAnsi="Avenir Next" w:cs="Avenir Next" w:eastAsia="Avenir Next"/>
                       <w:b/>
                       <w:color w:val="003A70"/>
+                      <w:sz w:val="22"/>
+                      <w:szCs w:val="21"/>
+                    </w:rPr>
+                    <w:t xml:space="preserve">C</w:t>
+                  </w:r>
+                  <w:r>
+                    <w:rPr>
+                      <w:rFonts w:ascii="Avenir Next" w:hAnsi="Avenir Next" w:cs="Avenir Next" w:eastAsia="Avenir Next"/>
+                      <w:color w:val="1A1A1A"/>
                       <w:sz w:val="21"/>
                       <w:szCs w:val="21"/>
                     </w:rPr>
-                    <w:t xml:space="preserve">C</w:t>
-                  </w:r>
-                  <w:r>
-                    <w:rPr>
-                      <w:rFonts w:ascii="Avenir Next" w:hAnsi="Avenir Next" w:cs="Avenir Next" w:eastAsia="Avenir Next"/>
-                      <w:color w:val="1A1A1A"/>
-                      <w:sz w:val="21"/>
+                    <w:tab/>
+                  </w:r>
+                  <w:r>
+                    <w:rPr>
+                      <w:rFonts w:ascii="Avenir Next" w:hAnsi="Avenir Next" w:cs="Avenir Next" w:eastAsia="Avenir Next"/>
+                      <w:color w:val="1A1A1A"/>
+                      <w:sz w:val="22"/>
                       <w:szCs w:val="21"/>
                     </w:rPr>
-                    <w:tab/>
-                  </w:r>
-                  <w:r>
-                    <w:rPr>
-                      <w:rFonts w:ascii="Avenir Next" w:hAnsi="Avenir Next" w:cs="Avenir Next" w:eastAsia="Avenir Next"/>
-                      <w:color w:val="1A1A1A"/>
-                      <w:sz w:val="21"/>
-                      <w:szCs w:val="21"/>
-                    </w:rPr>
                     <w:t xml:space="preserve">35</w:t>
                   </w:r>
                   <w:r>
@@ -3819,7 +3840,7 @@
                       <w:rFonts w:ascii="Avenir Next" w:hAnsi="Avenir Next" w:cs="Avenir Next" w:eastAsia="Avenir Next"/>
                       <w:i/>
                       <w:color w:val="1A1A1A"/>
-                      <w:sz w:val="21"/>
+                      <w:sz w:val="22"/>
                       <w:szCs w:val="21"/>
                     </w:rPr>
                     <w:t xml:space="preserve">m</w:t>
@@ -3844,27 +3865,27 @@
                       <w:rFonts w:ascii="Avenir Next" w:hAnsi="Avenir Next" w:cs="Avenir Next" w:eastAsia="Avenir Next"/>
                       <w:b/>
                       <w:color w:val="003A70"/>
+                      <w:sz w:val="22"/>
+                      <w:szCs w:val="21"/>
+                    </w:rPr>
+                    <w:t xml:space="preserve">D</w:t>
+                  </w:r>
+                  <w:r>
+                    <w:rPr>
+                      <w:rFonts w:ascii="Avenir Next" w:hAnsi="Avenir Next" w:cs="Avenir Next" w:eastAsia="Avenir Next"/>
+                      <w:color w:val="1A1A1A"/>
                       <w:sz w:val="21"/>
                       <w:szCs w:val="21"/>
                     </w:rPr>
-                    <w:t xml:space="preserve">D</w:t>
-                  </w:r>
-                  <w:r>
-                    <w:rPr>
-                      <w:rFonts w:ascii="Avenir Next" w:hAnsi="Avenir Next" w:cs="Avenir Next" w:eastAsia="Avenir Next"/>
-                      <w:color w:val="1A1A1A"/>
-                      <w:sz w:val="21"/>
+                    <w:tab/>
+                  </w:r>
+                  <w:r>
+                    <w:rPr>
+                      <w:rFonts w:ascii="Avenir Next" w:hAnsi="Avenir Next" w:cs="Avenir Next" w:eastAsia="Avenir Next"/>
+                      <w:color w:val="1A1A1A"/>
+                      <w:sz w:val="22"/>
                       <w:szCs w:val="21"/>
                     </w:rPr>
-                    <w:tab/>
-                  </w:r>
-                  <w:r>
-                    <w:rPr>
-                      <w:rFonts w:ascii="Avenir Next" w:hAnsi="Avenir Next" w:cs="Avenir Next" w:eastAsia="Avenir Next"/>
-                      <w:color w:val="1A1A1A"/>
-                      <w:sz w:val="21"/>
-                      <w:szCs w:val="21"/>
-                    </w:rPr>
                     <w:t xml:space="preserve">15 + 20 + </w:t>
                   </w:r>
                   <w:r>
@@ -3872,7 +3893,7 @@
                       <w:rFonts w:ascii="Avenir Next" w:hAnsi="Avenir Next" w:cs="Avenir Next" w:eastAsia="Avenir Next"/>
                       <w:i/>
                       <w:color w:val="1A1A1A"/>
-                      <w:sz w:val="21"/>
+                      <w:sz w:val="22"/>
                       <w:szCs w:val="21"/>
                     </w:rPr>
                     <w:t xml:space="preserve">m</w:t>
@@ -3921,19 +3942,42 @@
         <w:tblLook w:val="0000" w:firstRow="0" w:lastRow="0" w:firstColumn="0" w:lastColumn="0" w:noHBand="1" w:noVBand="1"/>
       </w:tblPr>
       <w:tblGrid>
-        <w:gridCol w:w="2000"/>
-        <w:gridCol w:w="2300"/>
-        <w:gridCol w:w="2100"/>
-        <w:gridCol w:w="3104"/>
+        <w:gridCol w:w="1750"/>
+        <w:gridCol w:w="2500"/>
+        <w:gridCol w:w="2200"/>
+        <w:gridCol w:w="3054"/>
       </w:tblGrid>
       <w:tr>
         <w:trPr>
           <w:cantSplit/>
-          <w:trHeight w:val="320" w:hRule="atLeast"/>
+          <w:trHeight w:val="300" w:hRule="atLeast"/>
         </w:trPr>
         <w:tc>
           <w:tcPr>
-            <w:tcW w:w="2000" w:type="dxa"/>
+            <w:tcW w:w="1750" w:type="dxa"/>
+            <w:vAlign w:val="center"/>
+          </w:tcPr>
+          <w:p>
+            <w:pPr>
+              <w:pStyle w:val="Heading2"/>
+              <w:spacing w:before="0" w:after="0" w:line="240" w:lineRule="auto"/>
+            </w:pPr>
+            <w:r>
+              <w:rPr>
+                <w:rFonts w:ascii="Avenir Next" w:hAnsi="Avenir Next" w:cs="Avenir Next" w:eastAsia="Avenir Next"/>
+                <w:b/>
+                <w:color w:val="003A70"/>
+                <w:spacing w:val="12"/>
+                <w:sz w:val="15"/>
+                <w:szCs w:val="15"/>
+              </w:rPr>
+              <w:t xml:space="preserve">CHECK YOURSELF</w:t>
+            </w:r>
+          </w:p>
+        </w:tc>
+        <w:tc>
+          <w:tcPr>
+            <w:tcW w:w="2500" w:type="dxa"/>
             <w:vAlign w:val="center"/>
           </w:tcPr>
           <w:p>
@@ -3942,20 +3986,27 @@
             </w:pPr>
             <w:r>
               <w:rPr>
-                <w:rFonts w:ascii="Avenir Next" w:hAnsi="Avenir Next" w:cs="Avenir Next" w:eastAsia="Avenir Next"/>
-                <w:b/>
-                <w:color w:val="003A70"/>
-                <w:spacing w:val="12"/>
-                <w:sz w:val="15"/>
-                <w:szCs w:val="15"/>
-              </w:rPr>
-              <w:t xml:space="preserve">CHECK YOURSELF</w:t>
+                <w:rFonts w:ascii="Arial" w:hAnsi="Arial" w:cs="Arial" w:eastAsia="Arial"/>
+                <w:color w:val="1A1A1A"/>
+                <w:sz w:val="20"/>
+                <w:szCs w:val="20"/>
+              </w:rPr>
+              <w:t xml:space="preserve">□</w:t>
+            </w:r>
+            <w:r>
+              <w:rPr>
+                <w:rFonts w:ascii="Avenir Next" w:hAnsi="Avenir Next" w:cs="Avenir Next" w:eastAsia="Avenir Next"/>
+                <w:color w:val="1A1A1A"/>
+                <w:sz w:val="17"/>
+                <w:szCs w:val="17"/>
+              </w:rPr>
+              <w:t xml:space="preserve">  I can do this on my own</w:t>
             </w:r>
           </w:p>
         </w:tc>
         <w:tc>
           <w:tcPr>
-            <w:tcW w:w="2300" w:type="dxa"/>
+            <w:tcW w:w="2200" w:type="dxa"/>
             <w:vAlign w:val="center"/>
           </w:tcPr>
           <w:p>
@@ -3966,8 +4017,8 @@
               <w:rPr>
                 <w:rFonts w:ascii="Arial" w:hAnsi="Arial" w:cs="Arial" w:eastAsia="Arial"/>
                 <w:color w:val="1A1A1A"/>
-                <w:sz w:val="24"/>
-                <w:szCs w:val="24"/>
+                <w:sz w:val="20"/>
+                <w:szCs w:val="20"/>
               </w:rPr>
               <w:t xml:space="preserve">□</w:t>
             </w:r>
@@ -3978,13 +4029,13 @@
                 <w:sz w:val="17"/>
                 <w:szCs w:val="17"/>
               </w:rPr>
-              <w:t xml:space="preserve">  I can do this on my own</w:t>
+              <w:t xml:space="preserve">  I need a little help</w:t>
             </w:r>
           </w:p>
         </w:tc>
         <w:tc>
           <w:tcPr>
-            <w:tcW w:w="2100" w:type="dxa"/>
+            <w:tcW w:w="3054" w:type="dxa"/>
             <w:vAlign w:val="center"/>
           </w:tcPr>
           <w:p>
@@ -3995,37 +4046,8 @@
               <w:rPr>
                 <w:rFonts w:ascii="Arial" w:hAnsi="Arial" w:cs="Arial" w:eastAsia="Arial"/>
                 <w:color w:val="1A1A1A"/>
-                <w:sz w:val="24"/>
-                <w:szCs w:val="24"/>
-              </w:rPr>
-              <w:t xml:space="preserve">□</w:t>
-            </w:r>
-            <w:r>
-              <w:rPr>
-                <w:rFonts w:ascii="Avenir Next" w:hAnsi="Avenir Next" w:cs="Avenir Next" w:eastAsia="Avenir Next"/>
-                <w:color w:val="1A1A1A"/>
-                <w:sz w:val="17"/>
-                <w:szCs w:val="17"/>
-              </w:rPr>
-              <w:t xml:space="preserve">  I need a little help</w:t>
-            </w:r>
-          </w:p>
-        </w:tc>
-        <w:tc>
-          <w:tcPr>
-            <w:tcW w:w="3104" w:type="dxa"/>
-            <w:vAlign w:val="center"/>
-          </w:tcPr>
-          <w:p>
-            <w:pPr>
-              <w:spacing w:before="0" w:after="0" w:line="240" w:lineRule="auto"/>
-            </w:pPr>
-            <w:r>
-              <w:rPr>
-                <w:rFonts w:ascii="Arial" w:hAnsi="Arial" w:cs="Arial" w:eastAsia="Arial"/>
-                <w:color w:val="1A1A1A"/>
-                <w:sz w:val="24"/>
-                <w:szCs w:val="24"/>
+                <w:sz w:val="20"/>
+                <w:szCs w:val="20"/>
               </w:rPr>
               <w:t xml:space="preserve">□</w:t>
             </w:r>
@@ -4060,7 +4082,7 @@
     <w:sectPr>
       <w:footerReference w:type="default" r:id="rIdFooter1"/>
       <w:pgSz w:w="12240" w:h="15840"/>
-      <w:pgMar w:top="893" w:right="1224" w:bottom="835" w:left="1512" w:header="432" w:footer="432" w:gutter="0"/>
+      <w:pgMar w:top="780" w:right="1224" w:bottom="760" w:left="1512" w:header="432" w:footer="432" w:gutter="0"/>
       <w:cols w:space="720"/>
     </w:sectPr>
   </w:body>
@@ -4140,7 +4162,106 @@
               <w:sz w:val="15"/>
               <w:szCs w:val="15"/>
             </w:rPr>
-            <w:t xml:space="preserve">Lesson 9-3  ·  Session 2  ·  Prerequisite Practice B</w:t>
+            <w:t xml:space="preserve">9-3 · Page </w:t>
+          </w:r>
+          <w:r>
+            <w:rPr>
+              <w:rFonts w:ascii="Avenir Next" w:hAnsi="Avenir Next" w:cs="Avenir Next" w:eastAsia="Avenir Next"/>
+              <w:color w:val="5A5F66"/>
+              <w:sz w:val="15"/>
+              <w:szCs w:val="15"/>
+            </w:rPr>
+            <w:fldChar w:fldCharType="begin"/>
+          </w:r>
+          <w:r>
+            <w:rPr>
+              <w:rFonts w:ascii="Avenir Next" w:hAnsi="Avenir Next" w:cs="Avenir Next" w:eastAsia="Avenir Next"/>
+              <w:color w:val="5A5F66"/>
+              <w:sz w:val="15"/>
+              <w:szCs w:val="15"/>
+            </w:rPr>
+            <w:instrText xml:space="preserve"> PAGE </w:instrText>
+          </w:r>
+          <w:r>
+            <w:rPr>
+              <w:rFonts w:ascii="Avenir Next" w:hAnsi="Avenir Next" w:cs="Avenir Next" w:eastAsia="Avenir Next"/>
+              <w:color w:val="5A5F66"/>
+              <w:sz w:val="15"/>
+              <w:szCs w:val="15"/>
+            </w:rPr>
+            <w:fldChar w:fldCharType="separate"/>
+          </w:r>
+          <w:r>
+            <w:rPr>
+              <w:rFonts w:ascii="Avenir Next" w:hAnsi="Avenir Next" w:cs="Avenir Next" w:eastAsia="Avenir Next"/>
+              <w:color w:val="5A5F66"/>
+              <w:sz w:val="15"/>
+              <w:szCs w:val="15"/>
+            </w:rPr>
+            <w:t xml:space="preserve">1</w:t>
+          </w:r>
+          <w:r>
+            <w:rPr>
+              <w:rFonts w:ascii="Avenir Next" w:hAnsi="Avenir Next" w:cs="Avenir Next" w:eastAsia="Avenir Next"/>
+              <w:color w:val="5A5F66"/>
+              <w:sz w:val="15"/>
+              <w:szCs w:val="15"/>
+            </w:rPr>
+            <w:fldChar w:fldCharType="end"/>
+          </w:r>
+          <w:r>
+            <w:rPr>
+              <w:rFonts w:ascii="Avenir Next" w:hAnsi="Avenir Next" w:cs="Avenir Next" w:eastAsia="Avenir Next"/>
+              <w:color w:val="5A5F66"/>
+              <w:sz w:val="15"/>
+              <w:szCs w:val="15"/>
+            </w:rPr>
+            <w:t xml:space="preserve"> of </w:t>
+          </w:r>
+          <w:r>
+            <w:rPr>
+              <w:rFonts w:ascii="Avenir Next" w:hAnsi="Avenir Next" w:cs="Avenir Next" w:eastAsia="Avenir Next"/>
+              <w:color w:val="5A5F66"/>
+              <w:sz w:val="15"/>
+              <w:szCs w:val="15"/>
+            </w:rPr>
+            <w:fldChar w:fldCharType="begin"/>
+          </w:r>
+          <w:r>
+            <w:rPr>
+              <w:rFonts w:ascii="Avenir Next" w:hAnsi="Avenir Next" w:cs="Avenir Next" w:eastAsia="Avenir Next"/>
+              <w:color w:val="5A5F66"/>
+              <w:sz w:val="15"/>
+              <w:szCs w:val="15"/>
+            </w:rPr>
+            <w:instrText xml:space="preserve"> NUMPAGES </w:instrText>
+          </w:r>
+          <w:r>
+            <w:rPr>
+              <w:rFonts w:ascii="Avenir Next" w:hAnsi="Avenir Next" w:cs="Avenir Next" w:eastAsia="Avenir Next"/>
+              <w:color w:val="5A5F66"/>
+              <w:sz w:val="15"/>
+              <w:szCs w:val="15"/>
+            </w:rPr>
+            <w:fldChar w:fldCharType="separate"/>
+          </w:r>
+          <w:r>
+            <w:rPr>
+              <w:rFonts w:ascii="Avenir Next" w:hAnsi="Avenir Next" w:cs="Avenir Next" w:eastAsia="Avenir Next"/>
+              <w:color w:val="5A5F66"/>
+              <w:sz w:val="15"/>
+              <w:szCs w:val="15"/>
+            </w:rPr>
+            <w:t xml:space="preserve">1</w:t>
+          </w:r>
+          <w:r>
+            <w:rPr>
+              <w:rFonts w:ascii="Avenir Next" w:hAnsi="Avenir Next" w:cs="Avenir Next" w:eastAsia="Avenir Next"/>
+              <w:color w:val="5A5F66"/>
+              <w:sz w:val="15"/>
+              <w:szCs w:val="15"/>
+            </w:rPr>
+            <w:fldChar w:fldCharType="end"/>
           </w:r>
         </w:p>
       </w:tc>
@@ -4183,5 +4304,23 @@
       </w:tblCellMar>
     </w:tblPr>
   </w:style>
+  <w:style w:type="paragraph" w:styleId="Heading1">
+    <w:name w:val="heading 1"/>
+    <w:basedOn w:val="Normal"/>
+    <w:pPr>
+      <w:outlineLvl w:val="0"/>
+      <w:keepNext w:val="0"/>
+      <w:keepLines w:val="0"/>
+    </w:pPr>
+  </w:style>
+  <w:style w:type="paragraph" w:styleId="Heading2">
+    <w:name w:val="heading 2"/>
+    <w:basedOn w:val="Normal"/>
+    <w:pPr>
+      <w:outlineLvl w:val="1"/>
+      <w:keepNext w:val="0"/>
+      <w:keepLines w:val="0"/>
+    </w:pPr>
+  </w:style>
 </w:styles>
 </file>